--- a/lessons/4-1/downloads/reveal/4.1-session-2-practice-form-a.docx
+++ b/lessons/4-1/downloads/reveal/4.1-session-2-practice-form-a.docx
@@ -88,6 +88,7 @@
       <w:pPr>
         <w:keepNext/>
         <w:spacing w:before="0" w:after="10" w:line="240" w:lineRule="auto"/>
+        <w:outlineLvl w:val="0"/>
       </w:pPr>
       <w:r>
         <w:rPr>
@@ -123,7 +124,7 @@
           <w:sz w:val="15"/>
           <w:szCs w:val="15"/>
         </w:rPr>
-        <w:t xml:space="preserve">   ·   6.RP.A.3c</w:t>
+        <w:t xml:space="preserve">   ·   6.AT.4</w:t>
       </w:r>
     </w:p>
     <w:p>
@@ -194,8 +195,8 @@
                 <w:rFonts w:ascii="Avenir Next" w:hAnsi="Avenir Next" w:cs="Avenir Next" w:eastAsia="Avenir Next"/>
                 <w:b/>
                 <w:color w:val="003A70"/>
-                <w:sz w:val="18"/>
-                <w:szCs w:val="18"/>
+                <w:sz w:val="19"/>
+                <w:szCs w:val="19"/>
               </w:rPr>
               <w:t xml:space="preserve">•</w:t>
             </w:r>
@@ -203,8 +204,8 @@
               <w:rPr>
                 <w:rFonts w:ascii="Avenir Next" w:hAnsi="Avenir Next" w:cs="Avenir Next" w:eastAsia="Avenir Next"/>
                 <w:color w:val="1A1A1A"/>
-                <w:sz w:val="18"/>
-                <w:szCs w:val="18"/>
+                <w:sz w:val="19"/>
+                <w:szCs w:val="19"/>
               </w:rPr>
               <w:tab/>
             </w:r>
@@ -213,8 +214,8 @@
                 <w:rFonts w:ascii="Avenir Next" w:hAnsi="Avenir Next" w:cs="Avenir Next" w:eastAsia="Avenir Next"/>
                 <w:b/>
                 <w:color w:val="1A1A1A"/>
-                <w:sz w:val="18"/>
-                <w:szCs w:val="18"/>
+                <w:sz w:val="19"/>
+                <w:szCs w:val="19"/>
               </w:rPr>
               <w:t xml:space="preserve">100%</w:t>
             </w:r>
@@ -222,29 +223,48 @@
               <w:rPr>
                 <w:rFonts w:ascii="Avenir Next" w:hAnsi="Avenir Next" w:cs="Avenir Next" w:eastAsia="Avenir Next"/>
                 <w:color w:val="1A1A1A"/>
-                <w:sz w:val="18"/>
-                <w:szCs w:val="18"/>
-              </w:rPr>
-              <w:t xml:space="preserve"> is one whole. More than 100% means </w:t>
-            </w:r>
-            <w:r>
-              <w:rPr>
-                <w:rFonts w:ascii="Avenir Next" w:hAnsi="Avenir Next" w:cs="Avenir Next" w:eastAsia="Avenir Next"/>
-                <w:b/>
-                <w:color w:val="1A1A1A"/>
-                <w:sz w:val="18"/>
-                <w:szCs w:val="18"/>
-              </w:rPr>
-              <w:t xml:space="preserve">more than one whole</w:t>
-            </w:r>
-            <w:r>
-              <w:rPr>
-                <w:rFonts w:ascii="Avenir Next" w:hAnsi="Avenir Next" w:cs="Avenir Next" w:eastAsia="Avenir Next"/>
-                <w:color w:val="1A1A1A"/>
-                <w:sz w:val="18"/>
-                <w:szCs w:val="18"/>
-              </w:rPr>
-              <w:t xml:space="preserve">. Always name the whole.</w:t>
+                <w:sz w:val="19"/>
+                <w:szCs w:val="19"/>
+              </w:rPr>
+              <w:t xml:space="preserve"> = one whole. Over 100% = </w:t>
+            </w:r>
+            <w:r>
+              <w:rPr>
+                <w:rFonts w:ascii="Avenir Next" w:hAnsi="Avenir Next" w:cs="Avenir Next" w:eastAsia="Avenir Next"/>
+                <w:b/>
+                <w:color w:val="1A1A1A"/>
+                <w:sz w:val="19"/>
+                <w:szCs w:val="19"/>
+              </w:rPr>
+              <w:t xml:space="preserve">more than the whole</w:t>
+            </w:r>
+            <w:r>
+              <w:rPr>
+                <w:rFonts w:ascii="Avenir Next" w:hAnsi="Avenir Next" w:cs="Avenir Next" w:eastAsia="Avenir Next"/>
+                <w:color w:val="1A1A1A"/>
+                <w:sz w:val="19"/>
+                <w:szCs w:val="19"/>
+              </w:rPr>
+              <w:t xml:space="preserve">. 3 times as much = </w:t>
+            </w:r>
+            <w:r>
+              <w:rPr>
+                <w:rFonts w:ascii="Avenir Next" w:hAnsi="Avenir Next" w:cs="Avenir Next" w:eastAsia="Avenir Next"/>
+                <w:b/>
+                <w:color w:val="1A1A1A"/>
+                <w:sz w:val="19"/>
+                <w:szCs w:val="19"/>
+              </w:rPr>
+              <w:t xml:space="preserve">300%</w:t>
+            </w:r>
+            <w:r>
+              <w:rPr>
+                <w:rFonts w:ascii="Avenir Next" w:hAnsi="Avenir Next" w:cs="Avenir Next" w:eastAsia="Avenir Next"/>
+                <w:color w:val="1A1A1A"/>
+                <w:sz w:val="19"/>
+                <w:szCs w:val="19"/>
+              </w:rPr>
+              <w:t xml:space="preserve">.</w:t>
             </w:r>
           </w:p>
           <w:p>
@@ -260,8 +280,8 @@
                 <w:rFonts w:ascii="Avenir Next" w:hAnsi="Avenir Next" w:cs="Avenir Next" w:eastAsia="Avenir Next"/>
                 <w:b/>
                 <w:color w:val="003A70"/>
-                <w:sz w:val="18"/>
-                <w:szCs w:val="18"/>
+                <w:sz w:val="19"/>
+                <w:szCs w:val="19"/>
               </w:rPr>
               <w:t xml:space="preserve">•</w:t>
             </w:r>
@@ -269,8 +289,8 @@
               <w:rPr>
                 <w:rFonts w:ascii="Avenir Next" w:hAnsi="Avenir Next" w:cs="Avenir Next" w:eastAsia="Avenir Next"/>
                 <w:color w:val="1A1A1A"/>
-                <w:sz w:val="18"/>
-                <w:szCs w:val="18"/>
+                <w:sz w:val="19"/>
+                <w:szCs w:val="19"/>
               </w:rPr>
               <w:tab/>
             </w:r>
@@ -278,66 +298,10 @@
               <w:rPr>
                 <w:rFonts w:ascii="Avenir Next" w:hAnsi="Avenir Next" w:cs="Avenir Next" w:eastAsia="Avenir Next"/>
                 <w:color w:val="1A1A1A"/>
-                <w:sz w:val="18"/>
-                <w:szCs w:val="18"/>
-              </w:rPr>
-              <w:t xml:space="preserve">Find 10% of the whole, then count tens: if the whole is 20, 10% is 2, so 30 is 15 tens = 150%.</w:t>
-            </w:r>
-          </w:p>
-          <w:p>
-            <w:pPr>
-              <w:tabs>
-                <w:tab w:val="left" w:pos="284"/>
-              </w:tabs>
-              <w:spacing w:before="0" w:after="16" w:line="250" w:lineRule="auto"/>
-              <w:ind w:left="284" w:hanging="284"/>
-            </w:pPr>
-            <w:r>
-              <w:rPr>
-                <w:rFonts w:ascii="Avenir Next" w:hAnsi="Avenir Next" w:cs="Avenir Next" w:eastAsia="Avenir Next"/>
-                <w:b/>
-                <w:color w:val="003A70"/>
-                <w:sz w:val="18"/>
-                <w:szCs w:val="18"/>
-              </w:rPr>
-              <w:t xml:space="preserve">•</w:t>
-            </w:r>
-            <w:r>
-              <w:rPr>
-                <w:rFonts w:ascii="Avenir Next" w:hAnsi="Avenir Next" w:cs="Avenir Next" w:eastAsia="Avenir Next"/>
-                <w:color w:val="1A1A1A"/>
-                <w:sz w:val="18"/>
-                <w:szCs w:val="18"/>
-              </w:rPr>
-              <w:tab/>
-            </w:r>
-            <w:r>
-              <w:rPr>
-                <w:rFonts w:ascii="Avenir Next" w:hAnsi="Avenir Next" w:cs="Avenir Next" w:eastAsia="Avenir Next"/>
-                <w:color w:val="1A1A1A"/>
-                <w:sz w:val="18"/>
-                <w:szCs w:val="18"/>
-              </w:rPr>
-              <w:t xml:space="preserve">“3 times as much” is </w:t>
-            </w:r>
-            <w:r>
-              <w:rPr>
-                <w:rFonts w:ascii="Avenir Next" w:hAnsi="Avenir Next" w:cs="Avenir Next" w:eastAsia="Avenir Next"/>
-                <w:b/>
-                <w:color w:val="1A1A1A"/>
-                <w:sz w:val="18"/>
-                <w:szCs w:val="18"/>
-              </w:rPr>
-              <w:t xml:space="preserve">300%</w:t>
-            </w:r>
-            <w:r>
-              <w:rPr>
-                <w:rFonts w:ascii="Avenir Next" w:hAnsi="Avenir Next" w:cs="Avenir Next" w:eastAsia="Avenir Next"/>
-                <w:color w:val="1A1A1A"/>
-                <w:sz w:val="18"/>
-                <w:szCs w:val="18"/>
-              </w:rPr>
-              <w:t xml:space="preserve">. 130% means 1.3 times as much.</w:t>
+                <w:sz w:val="19"/>
+                <w:szCs w:val="19"/>
+              </w:rPr>
+              <w:t xml:space="preserve">Find 10% of the whole. If the whole is 20, 10% is 2. 30 is 15 groups of 2, so 30 is 15 × 10% = 150%.</w:t>
             </w:r>
           </w:p>
         </w:tc>
@@ -371,10 +335,10 @@
               <w:rPr>
                 <w:rFonts w:ascii="Avenir Next" w:hAnsi="Avenir Next" w:cs="Avenir Next" w:eastAsia="Avenir Next"/>
                 <w:color w:val="1A1A1A"/>
-                <w:sz w:val="17"/>
-                <w:szCs w:val="17"/>
-              </w:rPr>
-              <w:t xml:space="preserve">A puppy weighed 5 lb last month. Now it weighs 8 lb. Last month is the whole.</w:t>
+                <w:sz w:val="18"/>
+                <w:szCs w:val="18"/>
+              </w:rPr>
+              <w:t xml:space="preserve">A puppy went from 5 lb (the whole) to 8 lb.</w:t>
             </w:r>
           </w:p>
           <w:p>
@@ -390,8 +354,8 @@
                 <w:rFonts w:ascii="Avenir Next" w:hAnsi="Avenir Next" w:cs="Avenir Next" w:eastAsia="Avenir Next"/>
                 <w:b/>
                 <w:color w:val="003A70"/>
-                <w:sz w:val="17"/>
-                <w:szCs w:val="17"/>
+                <w:sz w:val="18"/>
+                <w:szCs w:val="18"/>
               </w:rPr>
               <w:t xml:space="preserve">Step 1</w:t>
             </w:r>
@@ -399,8 +363,8 @@
               <w:rPr>
                 <w:rFonts w:ascii="Avenir Next" w:hAnsi="Avenir Next" w:cs="Avenir Next" w:eastAsia="Avenir Next"/>
                 <w:color w:val="1A1A1A"/>
-                <w:sz w:val="17"/>
-                <w:szCs w:val="17"/>
+                <w:sz w:val="18"/>
+                <w:szCs w:val="18"/>
               </w:rPr>
               <w:tab/>
             </w:r>
@@ -408,8 +372,8 @@
               <w:rPr>
                 <w:rFonts w:ascii="Avenir Next" w:hAnsi="Avenir Next" w:cs="Avenir Next" w:eastAsia="Avenir Next"/>
                 <w:color w:val="1A1A1A"/>
-                <w:sz w:val="17"/>
-                <w:szCs w:val="17"/>
+                <w:sz w:val="18"/>
+                <w:szCs w:val="18"/>
               </w:rPr>
               <w:t xml:space="preserve">Whole: 5 lb = 100%.</w:t>
             </w:r>
@@ -427,8 +391,8 @@
                 <w:rFonts w:ascii="Avenir Next" w:hAnsi="Avenir Next" w:cs="Avenir Next" w:eastAsia="Avenir Next"/>
                 <w:b/>
                 <w:color w:val="003A70"/>
-                <w:sz w:val="17"/>
-                <w:szCs w:val="17"/>
+                <w:sz w:val="18"/>
+                <w:szCs w:val="18"/>
               </w:rPr>
               <w:t xml:space="preserve">Step 2</w:t>
             </w:r>
@@ -436,8 +400,8 @@
               <w:rPr>
                 <w:rFonts w:ascii="Avenir Next" w:hAnsi="Avenir Next" w:cs="Avenir Next" w:eastAsia="Avenir Next"/>
                 <w:color w:val="1A1A1A"/>
-                <w:sz w:val="17"/>
-                <w:szCs w:val="17"/>
+                <w:sz w:val="18"/>
+                <w:szCs w:val="18"/>
               </w:rPr>
               <w:tab/>
             </w:r>
@@ -445,8 +409,8 @@
               <w:rPr>
                 <w:rFonts w:ascii="Avenir Next" w:hAnsi="Avenir Next" w:cs="Avenir Next" w:eastAsia="Avenir Next"/>
                 <w:color w:val="1A1A1A"/>
-                <w:sz w:val="17"/>
-                <w:szCs w:val="17"/>
+                <w:sz w:val="18"/>
+                <w:szCs w:val="18"/>
               </w:rPr>
               <w:t xml:space="preserve">1 lb = 100% ÷ 5 = 20%.</w:t>
             </w:r>
@@ -464,8 +428,8 @@
                 <w:rFonts w:ascii="Avenir Next" w:hAnsi="Avenir Next" w:cs="Avenir Next" w:eastAsia="Avenir Next"/>
                 <w:b/>
                 <w:color w:val="003A70"/>
-                <w:sz w:val="17"/>
-                <w:szCs w:val="17"/>
+                <w:sz w:val="18"/>
+                <w:szCs w:val="18"/>
               </w:rPr>
               <w:t xml:space="preserve">Step 3</w:t>
             </w:r>
@@ -473,8 +437,8 @@
               <w:rPr>
                 <w:rFonts w:ascii="Avenir Next" w:hAnsi="Avenir Next" w:cs="Avenir Next" w:eastAsia="Avenir Next"/>
                 <w:color w:val="1A1A1A"/>
-                <w:sz w:val="17"/>
-                <w:szCs w:val="17"/>
+                <w:sz w:val="18"/>
+                <w:szCs w:val="18"/>
               </w:rPr>
               <w:tab/>
             </w:r>
@@ -482,8 +446,8 @@
               <w:rPr>
                 <w:rFonts w:ascii="Avenir Next" w:hAnsi="Avenir Next" w:cs="Avenir Next" w:eastAsia="Avenir Next"/>
                 <w:color w:val="1A1A1A"/>
-                <w:sz w:val="17"/>
-                <w:szCs w:val="17"/>
+                <w:sz w:val="18"/>
+                <w:szCs w:val="18"/>
               </w:rPr>
               <w:t xml:space="preserve">8 lb = 8 × 20% = 160%.</w:t>
             </w:r>
@@ -501,8 +465,8 @@
                 <w:rFonts w:ascii="Avenir Next" w:hAnsi="Avenir Next" w:cs="Avenir Next" w:eastAsia="Avenir Next"/>
                 <w:b/>
                 <w:color w:val="1A1A1A"/>
-                <w:sz w:val="17"/>
-                <w:szCs w:val="17"/>
+                <w:sz w:val="18"/>
+                <w:szCs w:val="18"/>
               </w:rPr>
               <w:t xml:space="preserve">Answer</w:t>
             </w:r>
@@ -510,8 +474,8 @@
               <w:rPr>
                 <w:rFonts w:ascii="Avenir Next" w:hAnsi="Avenir Next" w:cs="Avenir Next" w:eastAsia="Avenir Next"/>
                 <w:color w:val="1A1A1A"/>
-                <w:sz w:val="17"/>
-                <w:szCs w:val="17"/>
+                <w:sz w:val="18"/>
+                <w:szCs w:val="18"/>
               </w:rPr>
               <w:tab/>
             </w:r>
@@ -520,8 +484,8 @@
                 <w:rFonts w:ascii="Avenir Next" w:hAnsi="Avenir Next" w:cs="Avenir Next" w:eastAsia="Avenir Next"/>
                 <w:b/>
                 <w:color w:val="1A1A1A"/>
-                <w:sz w:val="17"/>
-                <w:szCs w:val="17"/>
+                <w:sz w:val="18"/>
+                <w:szCs w:val="18"/>
               </w:rPr>
               <w:t xml:space="preserve">8 lb is 160% of last month’s weight</w:t>
             </w:r>
@@ -562,7 +526,7 @@
           <w:sz w:val="17"/>
           <w:szCs w:val="17"/>
         </w:rPr>
-        <w:t xml:space="preserve"> (el todo)</w:t>
+        <w:t xml:space="preserve"> (el entero)</w:t>
       </w:r>
       <w:r>
         <w:rPr>
@@ -591,7 +555,7 @@
           <w:sz w:val="17"/>
           <w:szCs w:val="17"/>
         </w:rPr>
-        <w:t xml:space="preserve"> (veces más)</w:t>
+        <w:t xml:space="preserve"> (veces tanto como)</w:t>
       </w:r>
       <w:r>
         <w:rPr>
@@ -633,6 +597,7 @@
           <w:tab w:val="right" w:pos="9504"/>
         </w:tabs>
         <w:spacing w:before="90" w:after="50" w:line="240" w:lineRule="auto"/>
+        <w:outlineLvl w:val="1"/>
       </w:pPr>
       <w:r>
         <w:rPr>
@@ -717,8 +682,8 @@
                 <w:rFonts w:ascii="Avenir Next" w:hAnsi="Avenir Next" w:cs="Avenir Next" w:eastAsia="Avenir Next"/>
                 <w:b/>
                 <w:color w:val="1A1A1A"/>
-                <w:sz w:val="20"/>
-                <w:szCs w:val="20"/>
+                <w:sz w:val="21"/>
+                <w:szCs w:val="21"/>
               </w:rPr>
               <w:t xml:space="preserve">1.</w:t>
             </w:r>
@@ -726,8 +691,8 @@
               <w:rPr>
                 <w:rFonts w:ascii="Avenir Next" w:hAnsi="Avenir Next" w:cs="Avenir Next" w:eastAsia="Avenir Next"/>
                 <w:color w:val="1A1A1A"/>
-                <w:sz w:val="20"/>
-                <w:szCs w:val="20"/>
+                <w:sz w:val="21"/>
+                <w:szCs w:val="21"/>
               </w:rPr>
               <w:tab/>
             </w:r>
@@ -735,10 +700,10 @@
               <w:rPr>
                 <w:rFonts w:ascii="Avenir Next" w:hAnsi="Avenir Next" w:cs="Avenir Next" w:eastAsia="Avenir Next"/>
                 <w:color w:val="1A1A1A"/>
-                <w:sz w:val="20"/>
-                <w:szCs w:val="20"/>
-              </w:rPr>
-              <w:t xml:space="preserve">Write each amount as a percent of the whole.</w:t>
+                <w:sz w:val="21"/>
+                <w:szCs w:val="21"/>
+              </w:rPr>
+              <w:t xml:space="preserve">Write each “times as much” as a percent of the whole.</w:t>
             </w:r>
           </w:p>
           <w:tbl>
@@ -764,17 +729,19 @@
               <w:tblLook w:val="0000" w:firstRow="0" w:lastRow="0" w:firstColumn="0" w:lastColumn="0" w:noHBand="1" w:noVBand="1"/>
             </w:tblPr>
             <w:tblGrid>
-              <w:gridCol w:w="4536"/>
-              <w:gridCol w:w="4536"/>
+              <w:gridCol w:w="2268"/>
+              <w:gridCol w:w="2268"/>
+              <w:gridCol w:w="2268"/>
+              <w:gridCol w:w="2268"/>
             </w:tblGrid>
             <w:tr>
               <w:trPr>
                 <w:cantSplit/>
-                <w:trHeight w:val="448" w:hRule="atLeast"/>
+                <w:trHeight w:val="515" w:hRule="atLeast"/>
               </w:trPr>
               <w:tc>
                 <w:tcPr>
-                  <w:tcW w:w="4536" w:type="dxa"/>
+                  <w:tcW w:w="2268" w:type="dxa"/>
                   <w:vAlign w:val="top"/>
                 </w:tcPr>
                 <w:p>
@@ -790,8 +757,8 @@
                       <w:rFonts w:ascii="Avenir Next" w:hAnsi="Avenir Next" w:cs="Avenir Next" w:eastAsia="Avenir Next"/>
                       <w:b/>
                       <w:color w:val="003A70"/>
-                      <w:sz w:val="20"/>
-                      <w:szCs w:val="20"/>
+                      <w:sz w:val="21"/>
+                      <w:szCs w:val="21"/>
                     </w:rPr>
                     <w:t xml:space="preserve">a.</w:t>
                   </w:r>
@@ -799,8 +766,8 @@
                     <w:rPr>
                       <w:rFonts w:ascii="Avenir Next" w:hAnsi="Avenir Next" w:cs="Avenir Next" w:eastAsia="Avenir Next"/>
                       <w:color w:val="1A1A1A"/>
-                      <w:sz w:val="20"/>
-                      <w:szCs w:val="20"/>
+                      <w:sz w:val="21"/>
+                      <w:szCs w:val="21"/>
                     </w:rPr>
                     <w:tab/>
                   </w:r>
@@ -808,17 +775,17 @@
                     <w:rPr>
                       <w:rFonts w:ascii="Avenir Next" w:hAnsi="Avenir Next" w:cs="Avenir Next" w:eastAsia="Avenir Next"/>
                       <w:color w:val="1A1A1A"/>
-                      <w:sz w:val="20"/>
-                      <w:szCs w:val="20"/>
-                    </w:rPr>
-                    <w:t xml:space="preserve">4 times as much =</w:t>
+                      <w:sz w:val="21"/>
+                      <w:szCs w:val="21"/>
+                    </w:rPr>
+                    <w:t xml:space="preserve">4 times =</w:t>
                   </w:r>
                   <w:r>
                     <w:rPr>
                       <w:rFonts w:ascii="Avenir Next" w:hAnsi="Avenir Next" w:cs="Avenir Next" w:eastAsia="Avenir Next"/>
                       <w:color w:val="1A1A1A"/>
-                      <w:sz w:val="20"/>
-                      <w:szCs w:val="20"/>
+                      <w:sz w:val="21"/>
+                      <w:szCs w:val="21"/>
                     </w:rPr>
                     <w:t xml:space="preserve">  </w:t>
                   </w:r>
@@ -826,18 +793,18 @@
                     <w:rPr>
                       <w:rFonts w:ascii="Avenir Next" w:hAnsi="Avenir Next" w:cs="Avenir Next" w:eastAsia="Avenir Next"/>
                       <w:color w:val="1A1A1A"/>
-                      <w:sz w:val="20"/>
-                      <w:szCs w:val="20"/>
+                      <w:sz w:val="21"/>
+                      <w:szCs w:val="21"/>
                       <w:u w:val="single"/>
                     </w:rPr>
-                    <w:t xml:space="preserve">        </w:t>
+                    <w:t xml:space="preserve">      </w:t>
                   </w:r>
                   <w:r>
                     <w:rPr>
                       <w:rFonts w:ascii="Avenir Next" w:hAnsi="Avenir Next" w:cs="Avenir Next" w:eastAsia="Avenir Next"/>
                       <w:color w:val="1A1A1A"/>
-                      <w:sz w:val="20"/>
-                      <w:szCs w:val="20"/>
+                      <w:sz w:val="21"/>
+                      <w:szCs w:val="21"/>
                     </w:rPr>
                     <w:t xml:space="preserve"> %</w:t>
                   </w:r>
@@ -845,7 +812,7 @@
               </w:tc>
               <w:tc>
                 <w:tcPr>
-                  <w:tcW w:w="4536" w:type="dxa"/>
+                  <w:tcW w:w="2268" w:type="dxa"/>
                   <w:vAlign w:val="top"/>
                 </w:tcPr>
                 <w:p>
@@ -861,8 +828,8 @@
                       <w:rFonts w:ascii="Avenir Next" w:hAnsi="Avenir Next" w:cs="Avenir Next" w:eastAsia="Avenir Next"/>
                       <w:b/>
                       <w:color w:val="003A70"/>
-                      <w:sz w:val="20"/>
-                      <w:szCs w:val="20"/>
+                      <w:sz w:val="21"/>
+                      <w:szCs w:val="21"/>
                     </w:rPr>
                     <w:t xml:space="preserve">b.</w:t>
                   </w:r>
@@ -870,8 +837,8 @@
                     <w:rPr>
                       <w:rFonts w:ascii="Avenir Next" w:hAnsi="Avenir Next" w:cs="Avenir Next" w:eastAsia="Avenir Next"/>
                       <w:color w:val="1A1A1A"/>
-                      <w:sz w:val="20"/>
-                      <w:szCs w:val="20"/>
+                      <w:sz w:val="21"/>
+                      <w:szCs w:val="21"/>
                     </w:rPr>
                     <w:tab/>
                   </w:r>
@@ -879,17 +846,17 @@
                     <w:rPr>
                       <w:rFonts w:ascii="Avenir Next" w:hAnsi="Avenir Next" w:cs="Avenir Next" w:eastAsia="Avenir Next"/>
                       <w:color w:val="1A1A1A"/>
-                      <w:sz w:val="20"/>
-                      <w:szCs w:val="20"/>
-                    </w:rPr>
-                    <w:t xml:space="preserve">1.5 times as much =</w:t>
+                      <w:sz w:val="21"/>
+                      <w:szCs w:val="21"/>
+                    </w:rPr>
+                    <w:t xml:space="preserve">1.5 times =</w:t>
                   </w:r>
                   <w:r>
                     <w:rPr>
                       <w:rFonts w:ascii="Avenir Next" w:hAnsi="Avenir Next" w:cs="Avenir Next" w:eastAsia="Avenir Next"/>
                       <w:color w:val="1A1A1A"/>
-                      <w:sz w:val="20"/>
-                      <w:szCs w:val="20"/>
+                      <w:sz w:val="21"/>
+                      <w:szCs w:val="21"/>
                     </w:rPr>
                     <w:t xml:space="preserve">  </w:t>
                   </w:r>
@@ -897,32 +864,26 @@
                     <w:rPr>
                       <w:rFonts w:ascii="Avenir Next" w:hAnsi="Avenir Next" w:cs="Avenir Next" w:eastAsia="Avenir Next"/>
                       <w:color w:val="1A1A1A"/>
-                      <w:sz w:val="20"/>
-                      <w:szCs w:val="20"/>
+                      <w:sz w:val="21"/>
+                      <w:szCs w:val="21"/>
                       <w:u w:val="single"/>
                     </w:rPr>
-                    <w:t xml:space="preserve">        </w:t>
+                    <w:t xml:space="preserve">      </w:t>
                   </w:r>
                   <w:r>
                     <w:rPr>
                       <w:rFonts w:ascii="Avenir Next" w:hAnsi="Avenir Next" w:cs="Avenir Next" w:eastAsia="Avenir Next"/>
                       <w:color w:val="1A1A1A"/>
-                      <w:sz w:val="20"/>
-                      <w:szCs w:val="20"/>
+                      <w:sz w:val="21"/>
+                      <w:szCs w:val="21"/>
                     </w:rPr>
                     <w:t xml:space="preserve"> %</w:t>
                   </w:r>
                 </w:p>
               </w:tc>
-            </w:tr>
-            <w:tr>
-              <w:trPr>
-                <w:cantSplit/>
-                <w:trHeight w:val="448" w:hRule="atLeast"/>
-              </w:trPr>
               <w:tc>
                 <w:tcPr>
-                  <w:tcW w:w="4536" w:type="dxa"/>
+                  <w:tcW w:w="2268" w:type="dxa"/>
                   <w:vAlign w:val="top"/>
                 </w:tcPr>
                 <w:p>
@@ -938,8 +899,8 @@
                       <w:rFonts w:ascii="Avenir Next" w:hAnsi="Avenir Next" w:cs="Avenir Next" w:eastAsia="Avenir Next"/>
                       <w:b/>
                       <w:color w:val="003A70"/>
-                      <w:sz w:val="20"/>
-                      <w:szCs w:val="20"/>
+                      <w:sz w:val="21"/>
+                      <w:szCs w:val="21"/>
                     </w:rPr>
                     <w:t xml:space="preserve">c.</w:t>
                   </w:r>
@@ -947,8 +908,8 @@
                     <w:rPr>
                       <w:rFonts w:ascii="Avenir Next" w:hAnsi="Avenir Next" w:cs="Avenir Next" w:eastAsia="Avenir Next"/>
                       <w:color w:val="1A1A1A"/>
-                      <w:sz w:val="20"/>
-                      <w:szCs w:val="20"/>
+                      <w:sz w:val="21"/>
+                      <w:szCs w:val="21"/>
                     </w:rPr>
                     <w:tab/>
                   </w:r>
@@ -956,17 +917,17 @@
                     <w:rPr>
                       <w:rFonts w:ascii="Avenir Next" w:hAnsi="Avenir Next" w:cs="Avenir Next" w:eastAsia="Avenir Next"/>
                       <w:color w:val="1A1A1A"/>
-                      <w:sz w:val="20"/>
-                      <w:szCs w:val="20"/>
-                    </w:rPr>
-                    <w:t xml:space="preserve">2.5 times as much =</w:t>
+                      <w:sz w:val="21"/>
+                      <w:szCs w:val="21"/>
+                    </w:rPr>
+                    <w:t xml:space="preserve">2.5 times =</w:t>
                   </w:r>
                   <w:r>
                     <w:rPr>
                       <w:rFonts w:ascii="Avenir Next" w:hAnsi="Avenir Next" w:cs="Avenir Next" w:eastAsia="Avenir Next"/>
                       <w:color w:val="1A1A1A"/>
-                      <w:sz w:val="20"/>
-                      <w:szCs w:val="20"/>
+                      <w:sz w:val="21"/>
+                      <w:szCs w:val="21"/>
                     </w:rPr>
                     <w:t xml:space="preserve">  </w:t>
                   </w:r>
@@ -974,18 +935,18 @@
                     <w:rPr>
                       <w:rFonts w:ascii="Avenir Next" w:hAnsi="Avenir Next" w:cs="Avenir Next" w:eastAsia="Avenir Next"/>
                       <w:color w:val="1A1A1A"/>
-                      <w:sz w:val="20"/>
-                      <w:szCs w:val="20"/>
+                      <w:sz w:val="21"/>
+                      <w:szCs w:val="21"/>
                       <w:u w:val="single"/>
                     </w:rPr>
-                    <w:t xml:space="preserve">        </w:t>
+                    <w:t xml:space="preserve">      </w:t>
                   </w:r>
                   <w:r>
                     <w:rPr>
                       <w:rFonts w:ascii="Avenir Next" w:hAnsi="Avenir Next" w:cs="Avenir Next" w:eastAsia="Avenir Next"/>
                       <w:color w:val="1A1A1A"/>
-                      <w:sz w:val="20"/>
-                      <w:szCs w:val="20"/>
+                      <w:sz w:val="21"/>
+                      <w:szCs w:val="21"/>
                     </w:rPr>
                     <w:t xml:space="preserve"> %</w:t>
                   </w:r>
@@ -993,7 +954,7 @@
               </w:tc>
               <w:tc>
                 <w:tcPr>
-                  <w:tcW w:w="4536" w:type="dxa"/>
+                  <w:tcW w:w="2268" w:type="dxa"/>
                   <w:vAlign w:val="top"/>
                 </w:tcPr>
                 <w:p>
@@ -1009,8 +970,8 @@
                       <w:rFonts w:ascii="Avenir Next" w:hAnsi="Avenir Next" w:cs="Avenir Next" w:eastAsia="Avenir Next"/>
                       <w:b/>
                       <w:color w:val="003A70"/>
-                      <w:sz w:val="20"/>
-                      <w:szCs w:val="20"/>
+                      <w:sz w:val="21"/>
+                      <w:szCs w:val="21"/>
                     </w:rPr>
                     <w:t xml:space="preserve">d.</w:t>
                   </w:r>
@@ -1018,8 +979,8 @@
                     <w:rPr>
                       <w:rFonts w:ascii="Avenir Next" w:hAnsi="Avenir Next" w:cs="Avenir Next" w:eastAsia="Avenir Next"/>
                       <w:color w:val="1A1A1A"/>
-                      <w:sz w:val="20"/>
-                      <w:szCs w:val="20"/>
+                      <w:sz w:val="21"/>
+                      <w:szCs w:val="21"/>
                     </w:rPr>
                     <w:tab/>
                   </w:r>
@@ -1027,17 +988,17 @@
                     <w:rPr>
                       <w:rFonts w:ascii="Avenir Next" w:hAnsi="Avenir Next" w:cs="Avenir Next" w:eastAsia="Avenir Next"/>
                       <w:color w:val="1A1A1A"/>
-                      <w:sz w:val="20"/>
-                      <w:szCs w:val="20"/>
-                    </w:rPr>
-                    <w:t xml:space="preserve">1.2 times as much =</w:t>
+                      <w:sz w:val="21"/>
+                      <w:szCs w:val="21"/>
+                    </w:rPr>
+                    <w:t xml:space="preserve">1.2 times =</w:t>
                   </w:r>
                   <w:r>
                     <w:rPr>
                       <w:rFonts w:ascii="Avenir Next" w:hAnsi="Avenir Next" w:cs="Avenir Next" w:eastAsia="Avenir Next"/>
                       <w:color w:val="1A1A1A"/>
-                      <w:sz w:val="20"/>
-                      <w:szCs w:val="20"/>
+                      <w:sz w:val="21"/>
+                      <w:szCs w:val="21"/>
                     </w:rPr>
                     <w:t xml:space="preserve">  </w:t>
                   </w:r>
@@ -1045,18 +1006,18 @@
                     <w:rPr>
                       <w:rFonts w:ascii="Avenir Next" w:hAnsi="Avenir Next" w:cs="Avenir Next" w:eastAsia="Avenir Next"/>
                       <w:color w:val="1A1A1A"/>
-                      <w:sz w:val="20"/>
-                      <w:szCs w:val="20"/>
+                      <w:sz w:val="21"/>
+                      <w:szCs w:val="21"/>
                       <w:u w:val="single"/>
                     </w:rPr>
-                    <w:t xml:space="preserve">        </w:t>
+                    <w:t xml:space="preserve">      </w:t>
                   </w:r>
                   <w:r>
                     <w:rPr>
                       <w:rFonts w:ascii="Avenir Next" w:hAnsi="Avenir Next" w:cs="Avenir Next" w:eastAsia="Avenir Next"/>
                       <w:color w:val="1A1A1A"/>
-                      <w:sz w:val="20"/>
-                      <w:szCs w:val="20"/>
+                      <w:sz w:val="21"/>
+                      <w:szCs w:val="21"/>
                     </w:rPr>
                     <w:t xml:space="preserve"> %</w:t>
                   </w:r>
@@ -1129,8 +1090,8 @@
                 <w:rFonts w:ascii="Avenir Next" w:hAnsi="Avenir Next" w:cs="Avenir Next" w:eastAsia="Avenir Next"/>
                 <w:b/>
                 <w:color w:val="1A1A1A"/>
-                <w:sz w:val="20"/>
-                <w:szCs w:val="20"/>
+                <w:sz w:val="21"/>
+                <w:szCs w:val="21"/>
               </w:rPr>
               <w:t xml:space="preserve">2.</w:t>
             </w:r>
@@ -1138,8 +1099,8 @@
               <w:rPr>
                 <w:rFonts w:ascii="Avenir Next" w:hAnsi="Avenir Next" w:cs="Avenir Next" w:eastAsia="Avenir Next"/>
                 <w:color w:val="1A1A1A"/>
-                <w:sz w:val="20"/>
-                <w:szCs w:val="20"/>
+                <w:sz w:val="21"/>
+                <w:szCs w:val="21"/>
               </w:rPr>
               <w:tab/>
             </w:r>
@@ -1148,8 +1109,8 @@
                 <w:rFonts w:ascii="Avenir Next" w:hAnsi="Avenir Next" w:cs="Avenir Next" w:eastAsia="Avenir Next"/>
                 <w:b/>
                 <w:color w:val="1A1A1A"/>
-                <w:sz w:val="20"/>
-                <w:szCs w:val="20"/>
+                <w:sz w:val="21"/>
+                <w:szCs w:val="21"/>
               </w:rPr>
               <w:t xml:space="preserve">Book Club.  </w:t>
             </w:r>
@@ -1157,37 +1118,10 @@
               <w:rPr>
                 <w:rFonts w:ascii="Avenir Next" w:hAnsi="Avenir Next" w:cs="Avenir Next" w:eastAsia="Avenir Next"/>
                 <w:color w:val="1A1A1A"/>
-                <w:sz w:val="20"/>
-                <w:szCs w:val="20"/>
-              </w:rPr>
-              <w:t xml:space="preserve">A book club had 20 members last year (the whole). This year it has 32 members. Fill in the double number line. Write this year as a percent of last year.</w:t>
-            </w:r>
-          </w:p>
-          <w:p>
-            <w:pPr>
-              <w:keepNext/>
-              <w:spacing w:before="0" w:after="40" w:line="252" w:lineRule="auto"/>
-              <w:ind w:left="432"/>
-            </w:pPr>
-            <w:r>
-              <w:rPr>
-                <w:rFonts w:ascii="Avenir Next" w:hAnsi="Avenir Next" w:cs="Avenir Next" w:eastAsia="Avenir Next"/>
-                <w:b/>
-                <w:color w:val="003A70"/>
-                <w:sz w:val="17"/>
-                <w:szCs w:val="17"/>
-              </w:rPr>
-              <w:t xml:space="preserve">Hint  </w:t>
-            </w:r>
-            <w:r>
-              <w:rPr>
-                <w:rFonts w:ascii="Avenir Next" w:hAnsi="Avenir Next" w:cs="Avenir Next" w:eastAsia="Avenir Next"/>
-                <w:i/>
-                <w:color w:val="5A5F66"/>
-                <w:sz w:val="17"/>
-                <w:szCs w:val="17"/>
-              </w:rPr>
-              <w:t xml:space="preserve">4 members is 20% of 20.</w:t>
+                <w:sz w:val="21"/>
+                <w:szCs w:val="21"/>
+              </w:rPr>
+              <w:t xml:space="preserve">A book club had 20 members last year (the whole) and 32 this year. Fill in the line. This year is what % of last year?</w:t>
             </w:r>
           </w:p>
           <w:p>
@@ -1328,8 +1262,8 @@
                 <w:rFonts w:ascii="Avenir Next" w:hAnsi="Avenir Next" w:cs="Avenir Next" w:eastAsia="Avenir Next"/>
                 <w:b/>
                 <w:color w:val="1A1A1A"/>
-                <w:sz w:val="20"/>
-                <w:szCs w:val="20"/>
+                <w:sz w:val="21"/>
+                <w:szCs w:val="21"/>
               </w:rPr>
               <w:t xml:space="preserve">3.</w:t>
             </w:r>
@@ -1337,8 +1271,8 @@
               <w:rPr>
                 <w:rFonts w:ascii="Avenir Next" w:hAnsi="Avenir Next" w:cs="Avenir Next" w:eastAsia="Avenir Next"/>
                 <w:color w:val="1A1A1A"/>
-                <w:sz w:val="20"/>
-                <w:szCs w:val="20"/>
+                <w:sz w:val="21"/>
+                <w:szCs w:val="21"/>
               </w:rPr>
               <w:tab/>
             </w:r>
@@ -1347,8 +1281,8 @@
                 <w:rFonts w:ascii="Avenir Next" w:hAnsi="Avenir Next" w:cs="Avenir Next" w:eastAsia="Avenir Next"/>
                 <w:b/>
                 <w:color w:val="1A1A1A"/>
-                <w:sz w:val="20"/>
-                <w:szCs w:val="20"/>
+                <w:sz w:val="21"/>
+                <w:szCs w:val="21"/>
               </w:rPr>
               <w:t xml:space="preserve">Practice Minutes.  </w:t>
             </w:r>
@@ -1356,8 +1290,8 @@
               <w:rPr>
                 <w:rFonts w:ascii="Avenir Next" w:hAnsi="Avenir Next" w:cs="Avenir Next" w:eastAsia="Avenir Next"/>
                 <w:color w:val="1A1A1A"/>
-                <w:sz w:val="20"/>
-                <w:szCs w:val="20"/>
+                <w:sz w:val="21"/>
+                <w:szCs w:val="21"/>
               </w:rPr>
               <w:t xml:space="preserve">Cole practiced piano 40 minutes on Monday and 50 minutes on Tuesday.</w:t>
             </w:r>
@@ -1376,8 +1310,8 @@
                 <w:rFonts w:ascii="Avenir Next" w:hAnsi="Avenir Next" w:cs="Avenir Next" w:eastAsia="Avenir Next"/>
                 <w:b/>
                 <w:color w:val="003A70"/>
-                <w:sz w:val="20"/>
-                <w:szCs w:val="20"/>
+                <w:sz w:val="21"/>
+                <w:szCs w:val="21"/>
               </w:rPr>
               <w:t xml:space="preserve">a.</w:t>
             </w:r>
@@ -1385,8 +1319,8 @@
               <w:rPr>
                 <w:rFonts w:ascii="Avenir Next" w:hAnsi="Avenir Next" w:cs="Avenir Next" w:eastAsia="Avenir Next"/>
                 <w:color w:val="1A1A1A"/>
-                <w:sz w:val="20"/>
-                <w:szCs w:val="20"/>
+                <w:sz w:val="21"/>
+                <w:szCs w:val="21"/>
               </w:rPr>
               <w:tab/>
             </w:r>
@@ -1394,17 +1328,17 @@
               <w:rPr>
                 <w:rFonts w:ascii="Avenir Next" w:hAnsi="Avenir Next" w:cs="Avenir Next" w:eastAsia="Avenir Next"/>
                 <w:color w:val="1A1A1A"/>
-                <w:sz w:val="20"/>
-                <w:szCs w:val="20"/>
-              </w:rPr>
-              <w:t xml:space="preserve">Tuesday as a % of Monday:</w:t>
-            </w:r>
-            <w:r>
-              <w:rPr>
-                <w:rFonts w:ascii="Avenir Next" w:hAnsi="Avenir Next" w:cs="Avenir Next" w:eastAsia="Avenir Next"/>
-                <w:color w:val="1A1A1A"/>
-                <w:sz w:val="20"/>
-                <w:szCs w:val="20"/>
+                <w:sz w:val="21"/>
+                <w:szCs w:val="21"/>
+              </w:rPr>
+              <w:t xml:space="preserve">Tuesday is</w:t>
+            </w:r>
+            <w:r>
+              <w:rPr>
+                <w:rFonts w:ascii="Avenir Next" w:hAnsi="Avenir Next" w:cs="Avenir Next" w:eastAsia="Avenir Next"/>
+                <w:color w:val="1A1A1A"/>
+                <w:sz w:val="21"/>
+                <w:szCs w:val="21"/>
               </w:rPr>
               <w:t xml:space="preserve">  </w:t>
             </w:r>
@@ -1412,8 +1346,8 @@
               <w:rPr>
                 <w:rFonts w:ascii="Avenir Next" w:hAnsi="Avenir Next" w:cs="Avenir Next" w:eastAsia="Avenir Next"/>
                 <w:color w:val="1A1A1A"/>
-                <w:sz w:val="20"/>
-                <w:szCs w:val="20"/>
+                <w:sz w:val="21"/>
+                <w:szCs w:val="21"/>
                 <w:u w:val="single"/>
               </w:rPr>
               <w:t xml:space="preserve">                </w:t>
@@ -1422,10 +1356,10 @@
               <w:rPr>
                 <w:rFonts w:ascii="Avenir Next" w:hAnsi="Avenir Next" w:cs="Avenir Next" w:eastAsia="Avenir Next"/>
                 <w:color w:val="1A1A1A"/>
-                <w:sz w:val="20"/>
-                <w:szCs w:val="20"/>
-              </w:rPr>
-              <w:t xml:space="preserve"> %</w:t>
+                <w:sz w:val="21"/>
+                <w:szCs w:val="21"/>
+              </w:rPr>
+              <w:t xml:space="preserve"> % of Monday.</w:t>
             </w:r>
           </w:p>
           <w:p>
@@ -1442,8 +1376,8 @@
                 <w:rFonts w:ascii="Avenir Next" w:hAnsi="Avenir Next" w:cs="Avenir Next" w:eastAsia="Avenir Next"/>
                 <w:b/>
                 <w:color w:val="003A70"/>
-                <w:sz w:val="20"/>
-                <w:szCs w:val="20"/>
+                <w:sz w:val="21"/>
+                <w:szCs w:val="21"/>
               </w:rPr>
               <w:t xml:space="preserve">b.</w:t>
             </w:r>
@@ -1451,8 +1385,8 @@
               <w:rPr>
                 <w:rFonts w:ascii="Avenir Next" w:hAnsi="Avenir Next" w:cs="Avenir Next" w:eastAsia="Avenir Next"/>
                 <w:color w:val="1A1A1A"/>
-                <w:sz w:val="20"/>
-                <w:szCs w:val="20"/>
+                <w:sz w:val="21"/>
+                <w:szCs w:val="21"/>
               </w:rPr>
               <w:tab/>
             </w:r>
@@ -1460,17 +1394,17 @@
               <w:rPr>
                 <w:rFonts w:ascii="Avenir Next" w:hAnsi="Avenir Next" w:cs="Avenir Next" w:eastAsia="Avenir Next"/>
                 <w:color w:val="1A1A1A"/>
-                <w:sz w:val="20"/>
-                <w:szCs w:val="20"/>
-              </w:rPr>
-              <w:t xml:space="preserve">Monday as a % of Tuesday:</w:t>
-            </w:r>
-            <w:r>
-              <w:rPr>
-                <w:rFonts w:ascii="Avenir Next" w:hAnsi="Avenir Next" w:cs="Avenir Next" w:eastAsia="Avenir Next"/>
-                <w:color w:val="1A1A1A"/>
-                <w:sz w:val="20"/>
-                <w:szCs w:val="20"/>
+                <w:sz w:val="21"/>
+                <w:szCs w:val="21"/>
+              </w:rPr>
+              <w:t xml:space="preserve">Monday is</w:t>
+            </w:r>
+            <w:r>
+              <w:rPr>
+                <w:rFonts w:ascii="Avenir Next" w:hAnsi="Avenir Next" w:cs="Avenir Next" w:eastAsia="Avenir Next"/>
+                <w:color w:val="1A1A1A"/>
+                <w:sz w:val="21"/>
+                <w:szCs w:val="21"/>
               </w:rPr>
               <w:t xml:space="preserve">  </w:t>
             </w:r>
@@ -1478,8 +1412,8 @@
               <w:rPr>
                 <w:rFonts w:ascii="Avenir Next" w:hAnsi="Avenir Next" w:cs="Avenir Next" w:eastAsia="Avenir Next"/>
                 <w:color w:val="1A1A1A"/>
-                <w:sz w:val="20"/>
-                <w:szCs w:val="20"/>
+                <w:sz w:val="21"/>
+                <w:szCs w:val="21"/>
                 <w:u w:val="single"/>
               </w:rPr>
               <w:t xml:space="preserve">                </w:t>
@@ -1488,10 +1422,10 @@
               <w:rPr>
                 <w:rFonts w:ascii="Avenir Next" w:hAnsi="Avenir Next" w:cs="Avenir Next" w:eastAsia="Avenir Next"/>
                 <w:color w:val="1A1A1A"/>
-                <w:sz w:val="20"/>
-                <w:szCs w:val="20"/>
-              </w:rPr>
-              <w:t xml:space="preserve"> %</w:t>
+                <w:sz w:val="21"/>
+                <w:szCs w:val="21"/>
+              </w:rPr>
+              <w:t xml:space="preserve"> % of Tuesday.</w:t>
             </w:r>
           </w:p>
         </w:tc>
@@ -1514,8 +1448,8 @@
                 <w:rFonts w:ascii="Avenir Next" w:hAnsi="Avenir Next" w:cs="Avenir Next" w:eastAsia="Avenir Next"/>
                 <w:b/>
                 <w:color w:val="1A1A1A"/>
-                <w:sz w:val="20"/>
-                <w:szCs w:val="20"/>
+                <w:sz w:val="21"/>
+                <w:szCs w:val="21"/>
               </w:rPr>
               <w:t xml:space="preserve">4.</w:t>
             </w:r>
@@ -1523,8 +1457,8 @@
               <w:rPr>
                 <w:rFonts w:ascii="Avenir Next" w:hAnsi="Avenir Next" w:cs="Avenir Next" w:eastAsia="Avenir Next"/>
                 <w:color w:val="1A1A1A"/>
-                <w:sz w:val="20"/>
-                <w:szCs w:val="20"/>
+                <w:sz w:val="21"/>
+                <w:szCs w:val="21"/>
               </w:rPr>
               <w:tab/>
             </w:r>
@@ -1533,8 +1467,8 @@
                 <w:rFonts w:ascii="Avenir Next" w:hAnsi="Avenir Next" w:cs="Avenir Next" w:eastAsia="Avenir Next"/>
                 <w:b/>
                 <w:color w:val="1A1A1A"/>
-                <w:sz w:val="20"/>
-                <w:szCs w:val="20"/>
+                <w:sz w:val="21"/>
+                <w:szCs w:val="21"/>
               </w:rPr>
               <w:t xml:space="preserve">Jump Rope.  </w:t>
             </w:r>
@@ -1542,10 +1476,10 @@
               <w:rPr>
                 <w:rFonts w:ascii="Avenir Next" w:hAnsi="Avenir Next" w:cs="Avenir Next" w:eastAsia="Avenir Next"/>
                 <w:color w:val="1A1A1A"/>
-                <w:sz w:val="20"/>
-                <w:szCs w:val="20"/>
-              </w:rPr>
-              <w:t xml:space="preserve">Deshawn jumped 50 times on Monday (the whole) and 90 times on Friday. Friday is what percent of Monday?</w:t>
+                <w:sz w:val="21"/>
+                <w:szCs w:val="21"/>
+              </w:rPr>
+              <w:t xml:space="preserve">Deshawn jumped 50 times on Monday (the whole) and 90 times on Friday. Friday is what % of Monday?</w:t>
             </w:r>
           </w:p>
           <w:p>
@@ -1559,8 +1493,8 @@
                 <w:rFonts w:ascii="Avenir Next" w:hAnsi="Avenir Next" w:cs="Avenir Next" w:eastAsia="Avenir Next"/>
                 <w:b/>
                 <w:color w:val="003A70"/>
-                <w:sz w:val="17"/>
-                <w:szCs w:val="17"/>
+                <w:sz w:val="18"/>
+                <w:szCs w:val="18"/>
               </w:rPr>
               <w:t xml:space="preserve">Hint  </w:t>
             </w:r>
@@ -1569,8 +1503,8 @@
                 <w:rFonts w:ascii="Avenir Next" w:hAnsi="Avenir Next" w:cs="Avenir Next" w:eastAsia="Avenir Next"/>
                 <w:i/>
                 <w:color w:val="5A5F66"/>
-                <w:sz w:val="17"/>
-                <w:szCs w:val="17"/>
+                <w:sz w:val="18"/>
+                <w:szCs w:val="18"/>
               </w:rPr>
               <w:t xml:space="preserve">10% of 50 is 5. Count the 5s up to 90.</w:t>
             </w:r>
@@ -1608,7 +1542,7 @@
             <w:tr>
               <w:trPr>
                 <w:cantSplit/>
-                <w:trHeight w:val="656" w:hRule="atLeast"/>
+                <w:trHeight w:val="920" w:hRule="atLeast"/>
               </w:trPr>
               <w:tc>
                 <w:tcPr>
@@ -1731,8 +1665,8 @@
                 <w:rFonts w:ascii="Avenir Next" w:hAnsi="Avenir Next" w:cs="Avenir Next" w:eastAsia="Avenir Next"/>
                 <w:b/>
                 <w:color w:val="1A1A1A"/>
-                <w:sz w:val="20"/>
-                <w:szCs w:val="20"/>
+                <w:sz w:val="21"/>
+                <w:szCs w:val="21"/>
               </w:rPr>
               <w:t xml:space="preserve">5.</w:t>
             </w:r>
@@ -1740,8 +1674,8 @@
               <w:rPr>
                 <w:rFonts w:ascii="Avenir Next" w:hAnsi="Avenir Next" w:cs="Avenir Next" w:eastAsia="Avenir Next"/>
                 <w:color w:val="1A1A1A"/>
-                <w:sz w:val="20"/>
-                <w:szCs w:val="20"/>
+                <w:sz w:val="21"/>
+                <w:szCs w:val="21"/>
               </w:rPr>
               <w:tab/>
             </w:r>
@@ -1750,8 +1684,8 @@
                 <w:rFonts w:ascii="Avenir Next" w:hAnsi="Avenir Next" w:cs="Avenir Next" w:eastAsia="Avenir Next"/>
                 <w:b/>
                 <w:color w:val="1A1A1A"/>
-                <w:sz w:val="20"/>
-                <w:szCs w:val="20"/>
+                <w:sz w:val="21"/>
+                <w:szCs w:val="21"/>
               </w:rPr>
               <w:t xml:space="preserve">Video Views.  </w:t>
             </w:r>
@@ -1759,10 +1693,37 @@
               <w:rPr>
                 <w:rFonts w:ascii="Avenir Next" w:hAnsi="Avenir Next" w:cs="Avenir Next" w:eastAsia="Avenir Next"/>
                 <w:color w:val="1A1A1A"/>
-                <w:sz w:val="20"/>
-                <w:szCs w:val="20"/>
+                <w:sz w:val="21"/>
+                <w:szCs w:val="21"/>
               </w:rPr>
               <w:t xml:space="preserve">A first video got 500 views. A second video got 1,100 views. The second is what percent of the first?</w:t>
+            </w:r>
+          </w:p>
+          <w:p>
+            <w:pPr>
+              <w:keepNext/>
+              <w:spacing w:before="0" w:after="40" w:line="252" w:lineRule="auto"/>
+              <w:ind w:left="432"/>
+            </w:pPr>
+            <w:r>
+              <w:rPr>
+                <w:rFonts w:ascii="Avenir Next" w:hAnsi="Avenir Next" w:cs="Avenir Next" w:eastAsia="Avenir Next"/>
+                <w:b/>
+                <w:color w:val="003A70"/>
+                <w:sz w:val="18"/>
+                <w:szCs w:val="18"/>
+              </w:rPr>
+              <w:t xml:space="preserve">Hint  </w:t>
+            </w:r>
+            <w:r>
+              <w:rPr>
+                <w:rFonts w:ascii="Avenir Next" w:hAnsi="Avenir Next" w:cs="Avenir Next" w:eastAsia="Avenir Next"/>
+                <w:i/>
+                <w:color w:val="5A5F66"/>
+                <w:sz w:val="18"/>
+                <w:szCs w:val="18"/>
+              </w:rPr>
+              <w:t xml:space="preserve">How many 500s make 1,100?</w:t>
             </w:r>
           </w:p>
           <w:p>
@@ -1798,7 +1759,7 @@
             <w:tr>
               <w:trPr>
                 <w:cantSplit/>
-                <w:trHeight w:val="656" w:hRule="atLeast"/>
+                <w:trHeight w:val="920" w:hRule="atLeast"/>
               </w:trPr>
               <w:tc>
                 <w:tcPr>
@@ -1880,8 +1841,8 @@
                 <w:rFonts w:ascii="Avenir Next" w:hAnsi="Avenir Next" w:cs="Avenir Next" w:eastAsia="Avenir Next"/>
                 <w:b/>
                 <w:color w:val="1A1A1A"/>
-                <w:sz w:val="20"/>
-                <w:szCs w:val="20"/>
+                <w:sz w:val="21"/>
+                <w:szCs w:val="21"/>
               </w:rPr>
               <w:t xml:space="preserve">6.</w:t>
             </w:r>
@@ -1889,8 +1850,8 @@
               <w:rPr>
                 <w:rFonts w:ascii="Avenir Next" w:hAnsi="Avenir Next" w:cs="Avenir Next" w:eastAsia="Avenir Next"/>
                 <w:color w:val="1A1A1A"/>
-                <w:sz w:val="20"/>
-                <w:szCs w:val="20"/>
+                <w:sz w:val="21"/>
+                <w:szCs w:val="21"/>
               </w:rPr>
               <w:tab/>
             </w:r>
@@ -1899,8 +1860,8 @@
                 <w:rFonts w:ascii="Avenir Next" w:hAnsi="Avenir Next" w:cs="Avenir Next" w:eastAsia="Avenir Next"/>
                 <w:b/>
                 <w:color w:val="1A1A1A"/>
-                <w:sz w:val="20"/>
-                <w:szCs w:val="20"/>
+                <w:sz w:val="21"/>
+                <w:szCs w:val="21"/>
               </w:rPr>
               <w:t xml:space="preserve">Recipe Doubling.  </w:t>
             </w:r>
@@ -1908,8 +1869,8 @@
               <w:rPr>
                 <w:rFonts w:ascii="Avenir Next" w:hAnsi="Avenir Next" w:cs="Avenir Next" w:eastAsia="Avenir Next"/>
                 <w:color w:val="1A1A1A"/>
-                <w:sz w:val="20"/>
-                <w:szCs w:val="20"/>
+                <w:sz w:val="21"/>
+                <w:szCs w:val="21"/>
               </w:rPr>
               <w:t xml:space="preserve">Rosa doubles a muffin recipe. She says the new batch is 2% of the first batch. Correct her claim.</w:t>
             </w:r>
@@ -1947,7 +1908,7 @@
             <w:tr>
               <w:trPr>
                 <w:cantSplit/>
-                <w:trHeight w:val="656" w:hRule="atLeast"/>
+                <w:trHeight w:val="920" w:hRule="atLeast"/>
               </w:trPr>
               <w:tc>
                 <w:tcPr>
@@ -2069,8 +2030,8 @@
                 <w:rFonts w:ascii="Avenir Next" w:hAnsi="Avenir Next" w:cs="Avenir Next" w:eastAsia="Avenir Next"/>
                 <w:b/>
                 <w:color w:val="1A1A1A"/>
-                <w:sz w:val="20"/>
-                <w:szCs w:val="20"/>
+                <w:sz w:val="21"/>
+                <w:szCs w:val="21"/>
               </w:rPr>
               <w:t xml:space="preserve">7.</w:t>
             </w:r>
@@ -2078,8 +2039,8 @@
               <w:rPr>
                 <w:rFonts w:ascii="Avenir Next" w:hAnsi="Avenir Next" w:cs="Avenir Next" w:eastAsia="Avenir Next"/>
                 <w:color w:val="1A1A1A"/>
-                <w:sz w:val="20"/>
-                <w:szCs w:val="20"/>
+                <w:sz w:val="21"/>
+                <w:szCs w:val="21"/>
               </w:rPr>
               <w:tab/>
             </w:r>
@@ -2088,8 +2049,8 @@
                 <w:rFonts w:ascii="Avenir Next" w:hAnsi="Avenir Next" w:cs="Avenir Next" w:eastAsia="Avenir Next"/>
                 <w:b/>
                 <w:color w:val="1A1A1A"/>
-                <w:sz w:val="20"/>
-                <w:szCs w:val="20"/>
+                <w:sz w:val="21"/>
+                <w:szCs w:val="21"/>
               </w:rPr>
               <w:t xml:space="preserve">Bean Plant.  </w:t>
             </w:r>
@@ -2097,10 +2058,10 @@
               <w:rPr>
                 <w:rFonts w:ascii="Avenir Next" w:hAnsi="Avenir Next" w:cs="Avenir Next" w:eastAsia="Avenir Next"/>
                 <w:color w:val="1A1A1A"/>
-                <w:sz w:val="20"/>
-                <w:szCs w:val="20"/>
-              </w:rPr>
-              <w:t xml:space="preserve">A bean plant grew from 12 cm (the whole) to 18 cm in one week. The new height is what percent of 12 cm?</w:t>
+                <w:sz w:val="21"/>
+                <w:szCs w:val="21"/>
+              </w:rPr>
+              <w:t xml:space="preserve">A bean plant grew from 12 cm (the whole) to 18 cm. Shade the bar to 18 cm and fill in the blanks. 18 cm is what percent of 12 cm?</w:t>
             </w:r>
           </w:p>
           <w:p>
@@ -2114,8 +2075,8 @@
                 <w:rFonts w:ascii="Avenir Next" w:hAnsi="Avenir Next" w:cs="Avenir Next" w:eastAsia="Avenir Next"/>
                 <w:b/>
                 <w:color w:val="003A70"/>
-                <w:sz w:val="17"/>
-                <w:szCs w:val="17"/>
+                <w:sz w:val="18"/>
+                <w:szCs w:val="18"/>
               </w:rPr>
               <w:t xml:space="preserve">Hint  </w:t>
             </w:r>
@@ -2124,70 +2085,52 @@
                 <w:rFonts w:ascii="Avenir Next" w:hAnsi="Avenir Next" w:cs="Avenir Next" w:eastAsia="Avenir Next"/>
                 <w:i/>
                 <w:color w:val="5A5F66"/>
-                <w:sz w:val="17"/>
-                <w:szCs w:val="17"/>
-              </w:rPr>
-              <w:t xml:space="preserve">18 ÷ 12 tells how many times as tall.</w:t>
-            </w:r>
-          </w:p>
-          <w:p>
-            <w:pPr>
-              <w:spacing w:before="0" w:after="0" w:line="60" w:lineRule="auto"/>
-            </w:pPr>
-          </w:p>
-          <w:tbl>
-            <w:tblPr>
-              <w:tblInd w:w="432" w:type="dxa"/>
-              <w:tblW w:w="9072" w:type="dxa"/>
-              <w:jc w:val="left"/>
-              <w:tblBorders>
-                <w:top w:val="single" w:sz="4" w:space="0" w:color="8A9099"/>
-                <w:left w:val="single" w:sz="4" w:space="0" w:color="8A9099"/>
-                <w:bottom w:val="single" w:sz="4" w:space="0" w:color="8A9099"/>
-                <w:right w:val="single" w:sz="4" w:space="0" w:color="8A9099"/>
-                <w:insideH w:val="nil"/>
-                <w:insideV w:val="nil"/>
-              </w:tblBorders>
-              <w:tblLayout w:type="fixed"/>
-              <w:tblCellMar>
-                <w:top w:w="50" w:type="dxa"/>
-                <w:left w:w="100" w:type="dxa"/>
-                <w:bottom w:w="50" w:type="dxa"/>
-                <w:right w:w="100" w:type="dxa"/>
-              </w:tblCellMar>
-              <w:tblLook w:val="0000" w:firstRow="0" w:lastRow="0" w:firstColumn="0" w:lastColumn="0" w:noHBand="1" w:noVBand="1"/>
-            </w:tblPr>
-            <w:tblGrid>
-              <w:gridCol w:w="9072"/>
-            </w:tblGrid>
-            <w:tr>
-              <w:trPr>
-                <w:cantSplit/>
-                <w:trHeight w:val="656" w:hRule="atLeast"/>
-              </w:trPr>
-              <w:tc>
-                <w:tcPr>
-                  <w:tcW w:w="9072" w:type="dxa"/>
-                  <w:vAlign w:val="top"/>
-                </w:tcPr>
-                <w:p>
-                  <w:pPr>
-                    <w:spacing w:before="0" w:after="0" w:line="240" w:lineRule="auto"/>
-                  </w:pPr>
-                  <w:r>
-                    <w:rPr>
-                      <w:rFonts w:ascii="Avenir Next" w:hAnsi="Avenir Next" w:cs="Avenir Next" w:eastAsia="Avenir Next"/>
-                      <w:i/>
-                      <w:color w:val="8A9099"/>
-                      <w:sz w:val="14"/>
-                      <w:szCs w:val="14"/>
-                    </w:rPr>
-                    <w:t xml:space="preserve">Show your work.</w:t>
-                  </w:r>
-                </w:p>
-              </w:tc>
-            </w:tr>
-          </w:tbl>
+                <w:sz w:val="18"/>
+                <w:szCs w:val="18"/>
+              </w:rPr>
+              <w:t xml:space="preserve">Each part is 3 cm. Four parts make 100%.</w:t>
+            </w:r>
+          </w:p>
+          <w:p>
+            <w:pPr>
+              <w:keepNext/>
+              <w:spacing w:before="40" w:after="60" w:line="264" w:lineRule="auto"/>
+              <w:jc w:val="center"/>
+            </w:pPr>
+            <w:r>
+              <w:drawing>
+                <wp:inline distT="0" distB="0" distL="0" distR="0">
+                  <wp:extent cx="4206240" cy="1009497"/>
+                  <wp:docPr id="2" name="Figure 2"/>
+                  <a:graphic xmlns:a="http://schemas.openxmlformats.org/drawingml/2006/main">
+                    <a:graphicData uri="http://schemas.openxmlformats.org/drawingml/2006/picture">
+                      <pic:pic xmlns:pic="http://schemas.openxmlformats.org/drawingml/2006/picture">
+                        <pic:nvPicPr>
+                          <pic:cNvPr id="2" name="image2.png"/>
+                          <pic:cNvPicPr/>
+                        </pic:nvPicPr>
+                        <pic:blipFill>
+                          <a:blip r:embed="rIdImg2"/>
+                          <a:stretch>
+                            <a:fillRect/>
+                          </a:stretch>
+                        </pic:blipFill>
+                        <pic:spPr>
+                          <a:xfrm>
+                            <a:off x="0" y="0"/>
+                            <a:ext cx="4206240" cy="1009497"/>
+                          </a:xfrm>
+                          <a:prstGeom prst="rect">
+                            <a:avLst/>
+                          </a:prstGeom>
+                        </pic:spPr>
+                      </pic:pic>
+                    </a:graphicData>
+                  </a:graphic>
+                </wp:inline>
+              </w:drawing>
+            </w:r>
+          </w:p>
           <w:p>
             <w:pPr>
               <w:tabs>
@@ -2285,8 +2228,8 @@
                 <w:rFonts w:ascii="Avenir Next" w:hAnsi="Avenir Next" w:cs="Avenir Next" w:eastAsia="Avenir Next"/>
                 <w:b/>
                 <w:color w:val="1A1A1A"/>
-                <w:sz w:val="20"/>
-                <w:szCs w:val="20"/>
+                <w:sz w:val="21"/>
+                <w:szCs w:val="21"/>
               </w:rPr>
               <w:t xml:space="preserve">8.</w:t>
             </w:r>
@@ -2294,8 +2237,8 @@
               <w:rPr>
                 <w:rFonts w:ascii="Avenir Next" w:hAnsi="Avenir Next" w:cs="Avenir Next" w:eastAsia="Avenir Next"/>
                 <w:color w:val="1A1A1A"/>
-                <w:sz w:val="20"/>
-                <w:szCs w:val="20"/>
+                <w:sz w:val="21"/>
+                <w:szCs w:val="21"/>
               </w:rPr>
               <w:tab/>
             </w:r>
@@ -2304,8 +2247,8 @@
                 <w:rFonts w:ascii="Avenir Next" w:hAnsi="Avenir Next" w:cs="Avenir Next" w:eastAsia="Avenir Next"/>
                 <w:b/>
                 <w:color w:val="1A1A1A"/>
-                <w:sz w:val="20"/>
-                <w:szCs w:val="20"/>
+                <w:sz w:val="21"/>
+                <w:szCs w:val="21"/>
               </w:rPr>
               <w:t xml:space="preserve">Plant Growth.  </w:t>
             </w:r>
@@ -2313,10 +2256,10 @@
               <w:rPr>
                 <w:rFonts w:ascii="Avenir Next" w:hAnsi="Avenir Next" w:cs="Avenir Next" w:eastAsia="Avenir Next"/>
                 <w:color w:val="1A1A1A"/>
-                <w:sz w:val="20"/>
-                <w:szCs w:val="20"/>
-              </w:rPr>
-              <w:t xml:space="preserve">A seedling was 12 cm tall in May and 30 cm tall in July. May is the whole.</w:t>
+                <w:sz w:val="21"/>
+                <w:szCs w:val="21"/>
+              </w:rPr>
+              <w:t xml:space="preserve">A seedling was 12 cm tall in May and 30 cm tall in July.</w:t>
             </w:r>
           </w:p>
           <w:p>
@@ -2333,8 +2276,8 @@
                 <w:rFonts w:ascii="Avenir Next" w:hAnsi="Avenir Next" w:cs="Avenir Next" w:eastAsia="Avenir Next"/>
                 <w:b/>
                 <w:color w:val="003A70"/>
-                <w:sz w:val="20"/>
-                <w:szCs w:val="20"/>
+                <w:sz w:val="21"/>
+                <w:szCs w:val="21"/>
               </w:rPr>
               <w:t xml:space="preserve">a.</w:t>
             </w:r>
@@ -2342,8 +2285,8 @@
               <w:rPr>
                 <w:rFonts w:ascii="Avenir Next" w:hAnsi="Avenir Next" w:cs="Avenir Next" w:eastAsia="Avenir Next"/>
                 <w:color w:val="1A1A1A"/>
-                <w:sz w:val="20"/>
-                <w:szCs w:val="20"/>
+                <w:sz w:val="21"/>
+                <w:szCs w:val="21"/>
               </w:rPr>
               <w:tab/>
             </w:r>
@@ -2351,17 +2294,17 @@
               <w:rPr>
                 <w:rFonts w:ascii="Avenir Next" w:hAnsi="Avenir Next" w:cs="Avenir Next" w:eastAsia="Avenir Next"/>
                 <w:color w:val="1A1A1A"/>
-                <w:sz w:val="20"/>
-                <w:szCs w:val="20"/>
-              </w:rPr>
-              <w:t xml:space="preserve">July height as a percent of May height:</w:t>
-            </w:r>
-            <w:r>
-              <w:rPr>
-                <w:rFonts w:ascii="Avenir Next" w:hAnsi="Avenir Next" w:cs="Avenir Next" w:eastAsia="Avenir Next"/>
-                <w:color w:val="1A1A1A"/>
-                <w:sz w:val="20"/>
-                <w:szCs w:val="20"/>
+                <w:sz w:val="21"/>
+                <w:szCs w:val="21"/>
+              </w:rPr>
+              <w:t xml:space="preserve">July’s height is what percent of May’s?</w:t>
+            </w:r>
+            <w:r>
+              <w:rPr>
+                <w:rFonts w:ascii="Avenir Next" w:hAnsi="Avenir Next" w:cs="Avenir Next" w:eastAsia="Avenir Next"/>
+                <w:color w:val="1A1A1A"/>
+                <w:sz w:val="21"/>
+                <w:szCs w:val="21"/>
               </w:rPr>
               <w:t xml:space="preserve">  </w:t>
             </w:r>
@@ -2369,8 +2312,8 @@
               <w:rPr>
                 <w:rFonts w:ascii="Avenir Next" w:hAnsi="Avenir Next" w:cs="Avenir Next" w:eastAsia="Avenir Next"/>
                 <w:color w:val="1A1A1A"/>
-                <w:sz w:val="20"/>
-                <w:szCs w:val="20"/>
+                <w:sz w:val="21"/>
+                <w:szCs w:val="21"/>
                 <w:u w:val="single"/>
               </w:rPr>
               <w:t xml:space="preserve">                </w:t>
@@ -2379,8 +2322,8 @@
               <w:rPr>
                 <w:rFonts w:ascii="Avenir Next" w:hAnsi="Avenir Next" w:cs="Avenir Next" w:eastAsia="Avenir Next"/>
                 <w:color w:val="1A1A1A"/>
-                <w:sz w:val="20"/>
-                <w:szCs w:val="20"/>
+                <w:sz w:val="21"/>
+                <w:szCs w:val="21"/>
               </w:rPr>
               <w:t xml:space="preserve"> %</w:t>
             </w:r>
@@ -2399,8 +2342,8 @@
                 <w:rFonts w:ascii="Avenir Next" w:hAnsi="Avenir Next" w:cs="Avenir Next" w:eastAsia="Avenir Next"/>
                 <w:b/>
                 <w:color w:val="003A70"/>
-                <w:sz w:val="20"/>
-                <w:szCs w:val="20"/>
+                <w:sz w:val="21"/>
+                <w:szCs w:val="21"/>
               </w:rPr>
               <w:t xml:space="preserve">b.</w:t>
             </w:r>
@@ -2408,8 +2351,8 @@
               <w:rPr>
                 <w:rFonts w:ascii="Avenir Next" w:hAnsi="Avenir Next" w:cs="Avenir Next" w:eastAsia="Avenir Next"/>
                 <w:color w:val="1A1A1A"/>
-                <w:sz w:val="20"/>
-                <w:szCs w:val="20"/>
+                <w:sz w:val="21"/>
+                <w:szCs w:val="21"/>
               </w:rPr>
               <w:tab/>
             </w:r>
@@ -2417,17 +2360,17 @@
               <w:rPr>
                 <w:rFonts w:ascii="Avenir Next" w:hAnsi="Avenir Next" w:cs="Avenir Next" w:eastAsia="Avenir Next"/>
                 <w:color w:val="1A1A1A"/>
-                <w:sz w:val="20"/>
-                <w:szCs w:val="20"/>
-              </w:rPr>
-              <w:t xml:space="preserve">By what percent did the height increase?</w:t>
-            </w:r>
-            <w:r>
-              <w:rPr>
-                <w:rFonts w:ascii="Avenir Next" w:hAnsi="Avenir Next" w:cs="Avenir Next" w:eastAsia="Avenir Next"/>
-                <w:color w:val="1A1A1A"/>
-                <w:sz w:val="20"/>
-                <w:szCs w:val="20"/>
+                <w:sz w:val="21"/>
+                <w:szCs w:val="21"/>
+              </w:rPr>
+              <w:t xml:space="preserve">May’s height is what percent of July’s?</w:t>
+            </w:r>
+            <w:r>
+              <w:rPr>
+                <w:rFonts w:ascii="Avenir Next" w:hAnsi="Avenir Next" w:cs="Avenir Next" w:eastAsia="Avenir Next"/>
+                <w:color w:val="1A1A1A"/>
+                <w:sz w:val="21"/>
+                <w:szCs w:val="21"/>
               </w:rPr>
               <w:t xml:space="preserve">  </w:t>
             </w:r>
@@ -2435,8 +2378,8 @@
               <w:rPr>
                 <w:rFonts w:ascii="Avenir Next" w:hAnsi="Avenir Next" w:cs="Avenir Next" w:eastAsia="Avenir Next"/>
                 <w:color w:val="1A1A1A"/>
-                <w:sz w:val="20"/>
-                <w:szCs w:val="20"/>
+                <w:sz w:val="21"/>
+                <w:szCs w:val="21"/>
                 <w:u w:val="single"/>
               </w:rPr>
               <w:t xml:space="preserve">                </w:t>
@@ -2445,8 +2388,8 @@
               <w:rPr>
                 <w:rFonts w:ascii="Avenir Next" w:hAnsi="Avenir Next" w:cs="Avenir Next" w:eastAsia="Avenir Next"/>
                 <w:color w:val="1A1A1A"/>
-                <w:sz w:val="20"/>
-                <w:szCs w:val="20"/>
+                <w:sz w:val="21"/>
+                <w:szCs w:val="21"/>
               </w:rPr>
               <w:t xml:space="preserve"> %</w:t>
             </w:r>
@@ -2465,8 +2408,8 @@
                 <w:rFonts w:ascii="Avenir Next" w:hAnsi="Avenir Next" w:cs="Avenir Next" w:eastAsia="Avenir Next"/>
                 <w:b/>
                 <w:color w:val="003A70"/>
-                <w:sz w:val="20"/>
-                <w:szCs w:val="20"/>
+                <w:sz w:val="21"/>
+                <w:szCs w:val="21"/>
               </w:rPr>
               <w:t xml:space="preserve">c.</w:t>
             </w:r>
@@ -2474,8 +2417,8 @@
               <w:rPr>
                 <w:rFonts w:ascii="Avenir Next" w:hAnsi="Avenir Next" w:cs="Avenir Next" w:eastAsia="Avenir Next"/>
                 <w:color w:val="1A1A1A"/>
-                <w:sz w:val="20"/>
-                <w:szCs w:val="20"/>
+                <w:sz w:val="21"/>
+                <w:szCs w:val="21"/>
               </w:rPr>
               <w:tab/>
             </w:r>
@@ -2483,35 +2426,11 @@
               <w:rPr>
                 <w:rFonts w:ascii="Avenir Next" w:hAnsi="Avenir Next" w:cs="Avenir Next" w:eastAsia="Avenir Next"/>
                 <w:color w:val="1A1A1A"/>
-                <w:sz w:val="20"/>
-                <w:szCs w:val="20"/>
-              </w:rPr>
-              <w:t xml:space="preserve">How are your two answers different?</w:t>
-            </w:r>
-            <w:r>
-              <w:rPr>
-                <w:rFonts w:ascii="Avenir Next" w:hAnsi="Avenir Next" w:cs="Avenir Next" w:eastAsia="Avenir Next"/>
-                <w:color w:val="1A1A1A"/>
-                <w:sz w:val="20"/>
-                <w:szCs w:val="20"/>
-              </w:rPr>
-              <w:t xml:space="preserve">  </w:t>
-            </w:r>
-            <w:r>
-              <w:rPr>
-                <w:rFonts w:ascii="Avenir Next" w:hAnsi="Avenir Next" w:cs="Avenir Next" w:eastAsia="Avenir Next"/>
-                <w:color w:val="1A1A1A"/>
-                <w:sz w:val="20"/>
-                <w:szCs w:val="20"/>
-                <w:u w:val="single"/>
-              </w:rPr>
-              <w:t xml:space="preserve">                      </w:t>
-            </w:r>
-          </w:p>
-          <w:p>
-            <w:pPr>
-              <w:spacing w:before="0" w:after="0" w:line="60" w:lineRule="auto"/>
-            </w:pPr>
+                <w:sz w:val="21"/>
+                <w:szCs w:val="21"/>
+              </w:rPr>
+              <w:t xml:space="preserve">Why is one answer more than 100% and one less than 100%?</w:t>
+            </w:r>
           </w:p>
           <w:tbl>
             <w:tblPr>
@@ -2519,19 +2438,19 @@
               <w:tblW w:w="9072" w:type="dxa"/>
               <w:jc w:val="left"/>
               <w:tblBorders>
-                <w:top w:val="single" w:sz="4" w:space="0" w:color="8A9099"/>
-                <w:left w:val="single" w:sz="4" w:space="0" w:color="8A9099"/>
-                <w:bottom w:val="single" w:sz="4" w:space="0" w:color="8A9099"/>
-                <w:right w:val="single" w:sz="4" w:space="0" w:color="8A9099"/>
+                <w:top w:val="nil"/>
+                <w:left w:val="nil"/>
+                <w:bottom w:val="nil"/>
+                <w:right w:val="nil"/>
                 <w:insideH w:val="nil"/>
                 <w:insideV w:val="nil"/>
               </w:tblBorders>
               <w:tblLayout w:type="fixed"/>
               <w:tblCellMar>
-                <w:top w:w="50" w:type="dxa"/>
-                <w:left w:w="100" w:type="dxa"/>
-                <w:bottom w:w="50" w:type="dxa"/>
-                <w:right w:w="100" w:type="dxa"/>
+                <w:top w:w="0" w:type="dxa"/>
+                <w:left w:w="0" w:type="dxa"/>
+                <w:bottom w:w="0" w:type="dxa"/>
+                <w:right w:w="0" w:type="dxa"/>
               </w:tblCellMar>
               <w:tblLook w:val="0000" w:firstRow="0" w:lastRow="0" w:firstColumn="0" w:lastColumn="0" w:noHBand="1" w:noVBand="1"/>
             </w:tblPr>
@@ -2541,27 +2460,40 @@
             <w:tr>
               <w:trPr>
                 <w:cantSplit/>
-                <w:trHeight w:val="656" w:hRule="atLeast"/>
+                <w:trHeight w:val="368" w:hRule="atLeast"/>
               </w:trPr>
               <w:tc>
                 <w:tcPr>
                   <w:tcW w:w="9072" w:type="dxa"/>
+                  <w:tcBorders>
+                    <w:bottom w:val="single" w:sz="4" w:space="0" w:color="000000"/>
+                  </w:tcBorders>
                   <w:vAlign w:val="top"/>
                 </w:tcPr>
                 <w:p>
                   <w:pPr>
                     <w:spacing w:before="0" w:after="0" w:line="240" w:lineRule="auto"/>
                   </w:pPr>
-                  <w:r>
-                    <w:rPr>
-                      <w:rFonts w:ascii="Avenir Next" w:hAnsi="Avenir Next" w:cs="Avenir Next" w:eastAsia="Avenir Next"/>
-                      <w:i/>
-                      <w:color w:val="8A9099"/>
-                      <w:sz w:val="14"/>
-                      <w:szCs w:val="14"/>
-                    </w:rPr>
-                    <w:t xml:space="preserve">Show your work.</w:t>
-                  </w:r>
+                </w:p>
+              </w:tc>
+            </w:tr>
+            <w:tr>
+              <w:trPr>
+                <w:cantSplit/>
+                <w:trHeight w:val="368" w:hRule="atLeast"/>
+              </w:trPr>
+              <w:tc>
+                <w:tcPr>
+                  <w:tcW w:w="9072" w:type="dxa"/>
+                  <w:tcBorders>
+                    <w:bottom w:val="single" w:sz="4" w:space="0" w:color="000000"/>
+                  </w:tcBorders>
+                  <w:vAlign w:val="top"/>
+                </w:tcPr>
+                <w:p>
+                  <w:pPr>
+                    <w:spacing w:before="0" w:after="0" w:line="240" w:lineRule="auto"/>
+                  </w:pPr>
                 </w:p>
               </w:tc>
             </w:tr>
@@ -2589,6 +2521,7 @@
           <w:tab w:val="right" w:pos="9504"/>
         </w:tabs>
         <w:spacing w:before="90" w:after="50" w:line="240" w:lineRule="auto"/>
+        <w:outlineLvl w:val="1"/>
       </w:pPr>
       <w:r>
         <w:rPr>
@@ -2673,8 +2606,8 @@
                 <w:rFonts w:ascii="Avenir Next" w:hAnsi="Avenir Next" w:cs="Avenir Next" w:eastAsia="Avenir Next"/>
                 <w:b/>
                 <w:color w:val="1A1A1A"/>
-                <w:sz w:val="20"/>
-                <w:szCs w:val="20"/>
+                <w:sz w:val="21"/>
+                <w:szCs w:val="21"/>
               </w:rPr>
               <w:t xml:space="preserve">9.</w:t>
             </w:r>
@@ -2682,8 +2615,8 @@
               <w:rPr>
                 <w:rFonts w:ascii="Avenir Next" w:hAnsi="Avenir Next" w:cs="Avenir Next" w:eastAsia="Avenir Next"/>
                 <w:color w:val="1A1A1A"/>
-                <w:sz w:val="20"/>
-                <w:szCs w:val="20"/>
+                <w:sz w:val="21"/>
+                <w:szCs w:val="21"/>
               </w:rPr>
               <w:tab/>
             </w:r>
@@ -2692,8 +2625,8 @@
                 <w:rFonts w:ascii="Avenir Next" w:hAnsi="Avenir Next" w:cs="Avenir Next" w:eastAsia="Avenir Next"/>
                 <w:b/>
                 <w:color w:val="1A1A1A"/>
-                <w:sz w:val="20"/>
-                <w:szCs w:val="20"/>
+                <w:sz w:val="21"/>
+                <w:szCs w:val="21"/>
               </w:rPr>
               <w:t xml:space="preserve">Marcus’s Work.  </w:t>
             </w:r>
@@ -2701,8 +2634,8 @@
               <w:rPr>
                 <w:rFonts w:ascii="Avenir Next" w:hAnsi="Avenir Next" w:cs="Avenir Next" w:eastAsia="Avenir Next"/>
                 <w:color w:val="1A1A1A"/>
-                <w:sz w:val="20"/>
-                <w:szCs w:val="20"/>
+                <w:sz w:val="21"/>
+                <w:szCs w:val="21"/>
               </w:rPr>
               <w:t xml:space="preserve">A large pumpkin weighs 16 kg; a small one weighs 10 kg. Marcus wrote, “The large pumpkin is 16% of the small one.” Explain his mistake and fix it.</w:t>
             </w:r>
@@ -2735,7 +2668,7 @@
             <w:tr>
               <w:trPr>
                 <w:cantSplit/>
-                <w:trHeight w:val="340" w:hRule="atLeast"/>
+                <w:trHeight w:val="368" w:hRule="atLeast"/>
               </w:trPr>
               <w:tc>
                 <w:tcPr>
@@ -2755,27 +2688,7 @@
             <w:tr>
               <w:trPr>
                 <w:cantSplit/>
-                <w:trHeight w:val="340" w:hRule="atLeast"/>
-              </w:trPr>
-              <w:tc>
-                <w:tcPr>
-                  <w:tcW w:w="9072" w:type="dxa"/>
-                  <w:tcBorders>
-                    <w:bottom w:val="single" w:sz="4" w:space="0" w:color="000000"/>
-                  </w:tcBorders>
-                  <w:vAlign w:val="top"/>
-                </w:tcPr>
-                <w:p>
-                  <w:pPr>
-                    <w:spacing w:before="0" w:after="0" w:line="240" w:lineRule="auto"/>
-                  </w:pPr>
-                </w:p>
-              </w:tc>
-            </w:tr>
-            <w:tr>
-              <w:trPr>
-                <w:cantSplit/>
-                <w:trHeight w:val="340" w:hRule="atLeast"/>
+                <w:trHeight w:val="368" w:hRule="atLeast"/>
               </w:trPr>
               <w:tc>
                 <w:tcPr>
@@ -2816,6 +2729,7 @@
           <w:tab w:val="right" w:pos="9504"/>
         </w:tabs>
         <w:spacing w:before="90" w:after="50" w:line="240" w:lineRule="auto"/>
+        <w:outlineLvl w:val="1"/>
       </w:pPr>
       <w:r>
         <w:rPr>
@@ -2900,8 +2814,8 @@
                 <w:rFonts w:ascii="Avenir Next" w:hAnsi="Avenir Next" w:cs="Avenir Next" w:eastAsia="Avenir Next"/>
                 <w:b/>
                 <w:color w:val="1A1A1A"/>
-                <w:sz w:val="20"/>
-                <w:szCs w:val="20"/>
+                <w:sz w:val="21"/>
+                <w:szCs w:val="21"/>
               </w:rPr>
               <w:t xml:space="preserve">10.</w:t>
             </w:r>
@@ -2909,8 +2823,8 @@
               <w:rPr>
                 <w:rFonts w:ascii="Avenir Next" w:hAnsi="Avenir Next" w:cs="Avenir Next" w:eastAsia="Avenir Next"/>
                 <w:color w:val="1A1A1A"/>
-                <w:sz w:val="20"/>
-                <w:szCs w:val="20"/>
+                <w:sz w:val="21"/>
+                <w:szCs w:val="21"/>
               </w:rPr>
               <w:tab/>
             </w:r>
@@ -2918,8 +2832,8 @@
               <w:rPr>
                 <w:rFonts w:ascii="Avenir Next" w:hAnsi="Avenir Next" w:cs="Avenir Next" w:eastAsia="Avenir Next"/>
                 <w:color w:val="1A1A1A"/>
-                <w:sz w:val="20"/>
-                <w:szCs w:val="20"/>
+                <w:sz w:val="21"/>
+                <w:szCs w:val="21"/>
               </w:rPr>
               <w:t xml:space="preserve">3 times as much is the same as —</w:t>
             </w:r>
@@ -2974,8 +2888,8 @@
                       <w:rFonts w:ascii="Avenir Next" w:hAnsi="Avenir Next" w:cs="Avenir Next" w:eastAsia="Avenir Next"/>
                       <w:b/>
                       <w:color w:val="003A70"/>
-                      <w:sz w:val="19"/>
-                      <w:szCs w:val="19"/>
+                      <w:sz w:val="20"/>
+                      <w:szCs w:val="20"/>
                     </w:rPr>
                     <w:t xml:space="preserve">A</w:t>
                   </w:r>
@@ -2983,8 +2897,8 @@
                     <w:rPr>
                       <w:rFonts w:ascii="Avenir Next" w:hAnsi="Avenir Next" w:cs="Avenir Next" w:eastAsia="Avenir Next"/>
                       <w:color w:val="1A1A1A"/>
-                      <w:sz w:val="19"/>
-                      <w:szCs w:val="19"/>
+                      <w:sz w:val="20"/>
+                      <w:szCs w:val="20"/>
                     </w:rPr>
                     <w:tab/>
                   </w:r>
@@ -2992,8 +2906,8 @@
                     <w:rPr>
                       <w:rFonts w:ascii="Avenir Next" w:hAnsi="Avenir Next" w:cs="Avenir Next" w:eastAsia="Avenir Next"/>
                       <w:color w:val="1A1A1A"/>
-                      <w:sz w:val="19"/>
-                      <w:szCs w:val="19"/>
+                      <w:sz w:val="20"/>
+                      <w:szCs w:val="20"/>
                     </w:rPr>
                     <w:t xml:space="preserve">3%</w:t>
                   </w:r>
@@ -3017,8 +2931,8 @@
                       <w:rFonts w:ascii="Avenir Next" w:hAnsi="Avenir Next" w:cs="Avenir Next" w:eastAsia="Avenir Next"/>
                       <w:b/>
                       <w:color w:val="003A70"/>
-                      <w:sz w:val="19"/>
-                      <w:szCs w:val="19"/>
+                      <w:sz w:val="20"/>
+                      <w:szCs w:val="20"/>
                     </w:rPr>
                     <w:t xml:space="preserve">B</w:t>
                   </w:r>
@@ -3026,8 +2940,8 @@
                     <w:rPr>
                       <w:rFonts w:ascii="Avenir Next" w:hAnsi="Avenir Next" w:cs="Avenir Next" w:eastAsia="Avenir Next"/>
                       <w:color w:val="1A1A1A"/>
-                      <w:sz w:val="19"/>
-                      <w:szCs w:val="19"/>
+                      <w:sz w:val="20"/>
+                      <w:szCs w:val="20"/>
                     </w:rPr>
                     <w:tab/>
                   </w:r>
@@ -3035,8 +2949,8 @@
                     <w:rPr>
                       <w:rFonts w:ascii="Avenir Next" w:hAnsi="Avenir Next" w:cs="Avenir Next" w:eastAsia="Avenir Next"/>
                       <w:color w:val="1A1A1A"/>
-                      <w:sz w:val="19"/>
-                      <w:szCs w:val="19"/>
+                      <w:sz w:val="20"/>
+                      <w:szCs w:val="20"/>
                     </w:rPr>
                     <w:t xml:space="preserve">300%</w:t>
                   </w:r>
@@ -3060,8 +2974,8 @@
                       <w:rFonts w:ascii="Avenir Next" w:hAnsi="Avenir Next" w:cs="Avenir Next" w:eastAsia="Avenir Next"/>
                       <w:b/>
                       <w:color w:val="003A70"/>
-                      <w:sz w:val="19"/>
-                      <w:szCs w:val="19"/>
+                      <w:sz w:val="20"/>
+                      <w:szCs w:val="20"/>
                     </w:rPr>
                     <w:t xml:space="preserve">C</w:t>
                   </w:r>
@@ -3069,8 +2983,8 @@
                     <w:rPr>
                       <w:rFonts w:ascii="Avenir Next" w:hAnsi="Avenir Next" w:cs="Avenir Next" w:eastAsia="Avenir Next"/>
                       <w:color w:val="1A1A1A"/>
-                      <w:sz w:val="19"/>
-                      <w:szCs w:val="19"/>
+                      <w:sz w:val="20"/>
+                      <w:szCs w:val="20"/>
                     </w:rPr>
                     <w:tab/>
                   </w:r>
@@ -3078,8 +2992,8 @@
                     <w:rPr>
                       <w:rFonts w:ascii="Avenir Next" w:hAnsi="Avenir Next" w:cs="Avenir Next" w:eastAsia="Avenir Next"/>
                       <w:color w:val="1A1A1A"/>
-                      <w:sz w:val="19"/>
-                      <w:szCs w:val="19"/>
+                      <w:sz w:val="20"/>
+                      <w:szCs w:val="20"/>
                     </w:rPr>
                     <w:t xml:space="preserve">30%</w:t>
                   </w:r>
@@ -3103,8 +3017,8 @@
                       <w:rFonts w:ascii="Avenir Next" w:hAnsi="Avenir Next" w:cs="Avenir Next" w:eastAsia="Avenir Next"/>
                       <w:b/>
                       <w:color w:val="003A70"/>
-                      <w:sz w:val="19"/>
-                      <w:szCs w:val="19"/>
+                      <w:sz w:val="20"/>
+                      <w:szCs w:val="20"/>
                     </w:rPr>
                     <w:t xml:space="preserve">D</w:t>
                   </w:r>
@@ -3112,8 +3026,8 @@
                     <w:rPr>
                       <w:rFonts w:ascii="Avenir Next" w:hAnsi="Avenir Next" w:cs="Avenir Next" w:eastAsia="Avenir Next"/>
                       <w:color w:val="1A1A1A"/>
-                      <w:sz w:val="19"/>
-                      <w:szCs w:val="19"/>
+                      <w:sz w:val="20"/>
+                      <w:szCs w:val="20"/>
                     </w:rPr>
                     <w:tab/>
                   </w:r>
@@ -3121,8 +3035,8 @@
                     <w:rPr>
                       <w:rFonts w:ascii="Avenir Next" w:hAnsi="Avenir Next" w:cs="Avenir Next" w:eastAsia="Avenir Next"/>
                       <w:color w:val="1A1A1A"/>
-                      <w:sz w:val="19"/>
-                      <w:szCs w:val="19"/>
+                      <w:sz w:val="20"/>
+                      <w:szCs w:val="20"/>
                     </w:rPr>
                     <w:t xml:space="preserve">103%</w:t>
                   </w:r>
@@ -3195,8 +3109,8 @@
                 <w:rFonts w:ascii="Avenir Next" w:hAnsi="Avenir Next" w:cs="Avenir Next" w:eastAsia="Avenir Next"/>
                 <w:b/>
                 <w:color w:val="1A1A1A"/>
-                <w:sz w:val="20"/>
-                <w:szCs w:val="20"/>
+                <w:sz w:val="21"/>
+                <w:szCs w:val="21"/>
               </w:rPr>
               <w:t xml:space="preserve">11.</w:t>
             </w:r>
@@ -3204,8 +3118,8 @@
               <w:rPr>
                 <w:rFonts w:ascii="Avenir Next" w:hAnsi="Avenir Next" w:cs="Avenir Next" w:eastAsia="Avenir Next"/>
                 <w:color w:val="1A1A1A"/>
-                <w:sz w:val="20"/>
-                <w:szCs w:val="20"/>
+                <w:sz w:val="21"/>
+                <w:szCs w:val="21"/>
               </w:rPr>
               <w:tab/>
             </w:r>
@@ -3213,8 +3127,8 @@
               <w:rPr>
                 <w:rFonts w:ascii="Avenir Next" w:hAnsi="Avenir Next" w:cs="Avenir Next" w:eastAsia="Avenir Next"/>
                 <w:color w:val="1A1A1A"/>
-                <w:sz w:val="20"/>
-                <w:szCs w:val="20"/>
+                <w:sz w:val="21"/>
+                <w:szCs w:val="21"/>
               </w:rPr>
               <w:t xml:space="preserve">24 is what percent of 20?</w:t>
             </w:r>
@@ -3269,8 +3183,8 @@
                       <w:rFonts w:ascii="Avenir Next" w:hAnsi="Avenir Next" w:cs="Avenir Next" w:eastAsia="Avenir Next"/>
                       <w:b/>
                       <w:color w:val="003A70"/>
-                      <w:sz w:val="19"/>
-                      <w:szCs w:val="19"/>
+                      <w:sz w:val="20"/>
+                      <w:szCs w:val="20"/>
                     </w:rPr>
                     <w:t xml:space="preserve">A</w:t>
                   </w:r>
@@ -3278,8 +3192,8 @@
                     <w:rPr>
                       <w:rFonts w:ascii="Avenir Next" w:hAnsi="Avenir Next" w:cs="Avenir Next" w:eastAsia="Avenir Next"/>
                       <w:color w:val="1A1A1A"/>
-                      <w:sz w:val="19"/>
-                      <w:szCs w:val="19"/>
+                      <w:sz w:val="20"/>
+                      <w:szCs w:val="20"/>
                     </w:rPr>
                     <w:tab/>
                   </w:r>
@@ -3287,8 +3201,8 @@
                     <w:rPr>
                       <w:rFonts w:ascii="Avenir Next" w:hAnsi="Avenir Next" w:cs="Avenir Next" w:eastAsia="Avenir Next"/>
                       <w:color w:val="1A1A1A"/>
-                      <w:sz w:val="19"/>
-                      <w:szCs w:val="19"/>
+                      <w:sz w:val="20"/>
+                      <w:szCs w:val="20"/>
                     </w:rPr>
                     <w:t xml:space="preserve">4%</w:t>
                   </w:r>
@@ -3312,8 +3226,8 @@
                       <w:rFonts w:ascii="Avenir Next" w:hAnsi="Avenir Next" w:cs="Avenir Next" w:eastAsia="Avenir Next"/>
                       <w:b/>
                       <w:color w:val="003A70"/>
-                      <w:sz w:val="19"/>
-                      <w:szCs w:val="19"/>
+                      <w:sz w:val="20"/>
+                      <w:szCs w:val="20"/>
                     </w:rPr>
                     <w:t xml:space="preserve">B</w:t>
                   </w:r>
@@ -3321,8 +3235,8 @@
                     <w:rPr>
                       <w:rFonts w:ascii="Avenir Next" w:hAnsi="Avenir Next" w:cs="Avenir Next" w:eastAsia="Avenir Next"/>
                       <w:color w:val="1A1A1A"/>
-                      <w:sz w:val="19"/>
-                      <w:szCs w:val="19"/>
+                      <w:sz w:val="20"/>
+                      <w:szCs w:val="20"/>
                     </w:rPr>
                     <w:tab/>
                   </w:r>
@@ -3330,8 +3244,8 @@
                     <w:rPr>
                       <w:rFonts w:ascii="Avenir Next" w:hAnsi="Avenir Next" w:cs="Avenir Next" w:eastAsia="Avenir Next"/>
                       <w:color w:val="1A1A1A"/>
-                      <w:sz w:val="19"/>
-                      <w:szCs w:val="19"/>
+                      <w:sz w:val="20"/>
+                      <w:szCs w:val="20"/>
                     </w:rPr>
                     <w:t xml:space="preserve">24%</w:t>
                   </w:r>
@@ -3355,8 +3269,8 @@
                       <w:rFonts w:ascii="Avenir Next" w:hAnsi="Avenir Next" w:cs="Avenir Next" w:eastAsia="Avenir Next"/>
                       <w:b/>
                       <w:color w:val="003A70"/>
-                      <w:sz w:val="19"/>
-                      <w:szCs w:val="19"/>
+                      <w:sz w:val="20"/>
+                      <w:szCs w:val="20"/>
                     </w:rPr>
                     <w:t xml:space="preserve">C</w:t>
                   </w:r>
@@ -3364,8 +3278,8 @@
                     <w:rPr>
                       <w:rFonts w:ascii="Avenir Next" w:hAnsi="Avenir Next" w:cs="Avenir Next" w:eastAsia="Avenir Next"/>
                       <w:color w:val="1A1A1A"/>
-                      <w:sz w:val="19"/>
-                      <w:szCs w:val="19"/>
+                      <w:sz w:val="20"/>
+                      <w:szCs w:val="20"/>
                     </w:rPr>
                     <w:tab/>
                   </w:r>
@@ -3373,8 +3287,8 @@
                     <w:rPr>
                       <w:rFonts w:ascii="Avenir Next" w:hAnsi="Avenir Next" w:cs="Avenir Next" w:eastAsia="Avenir Next"/>
                       <w:color w:val="1A1A1A"/>
-                      <w:sz w:val="19"/>
-                      <w:szCs w:val="19"/>
+                      <w:sz w:val="20"/>
+                      <w:szCs w:val="20"/>
                     </w:rPr>
                     <w:t xml:space="preserve">104%</w:t>
                   </w:r>
@@ -3398,8 +3312,8 @@
                       <w:rFonts w:ascii="Avenir Next" w:hAnsi="Avenir Next" w:cs="Avenir Next" w:eastAsia="Avenir Next"/>
                       <w:b/>
                       <w:color w:val="003A70"/>
-                      <w:sz w:val="19"/>
-                      <w:szCs w:val="19"/>
+                      <w:sz w:val="20"/>
+                      <w:szCs w:val="20"/>
                     </w:rPr>
                     <w:t xml:space="preserve">D</w:t>
                   </w:r>
@@ -3407,8 +3321,8 @@
                     <w:rPr>
                       <w:rFonts w:ascii="Avenir Next" w:hAnsi="Avenir Next" w:cs="Avenir Next" w:eastAsia="Avenir Next"/>
                       <w:color w:val="1A1A1A"/>
-                      <w:sz w:val="19"/>
-                      <w:szCs w:val="19"/>
+                      <w:sz w:val="20"/>
+                      <w:szCs w:val="20"/>
                     </w:rPr>
                     <w:tab/>
                   </w:r>
@@ -3416,8 +3330,8 @@
                     <w:rPr>
                       <w:rFonts w:ascii="Avenir Next" w:hAnsi="Avenir Next" w:cs="Avenir Next" w:eastAsia="Avenir Next"/>
                       <w:color w:val="1A1A1A"/>
-                      <w:sz w:val="19"/>
-                      <w:szCs w:val="19"/>
+                      <w:sz w:val="20"/>
+                      <w:szCs w:val="20"/>
                     </w:rPr>
                     <w:t xml:space="preserve">120%</w:t>
                   </w:r>
@@ -3448,6 +3362,7 @@
           <w:tab w:val="right" w:pos="9504"/>
         </w:tabs>
         <w:spacing w:before="90" w:after="50" w:line="240" w:lineRule="auto"/>
+        <w:outlineLvl w:val="1"/>
       </w:pPr>
       <w:r>
         <w:rPr>
@@ -3848,7 +3763,7 @@
                 <w:sz w:val="18"/>
                 <w:szCs w:val="18"/>
               </w:rPr>
-              <w:t xml:space="preserve">150%</w:t>
+              <w:t xml:space="preserve">40%</w:t>
             </w:r>
           </w:p>
           <w:p>
